--- a/transcribed_interviews/colombia_bart_van_hoof.docx
+++ b/transcribed_interviews/colombia_bart_van_hoof.docx
@@ -477,7 +477,7 @@
           <w:lang w:eastAsia="ja-JP"/>
           <w14:ligatures w14:val="none"/>
         </w:rPr>
-        <w:t xml:space="preserve">[00:32 - 00:36] </w:t>
+        <w:t xml:space="preserve"/>
       </w:r>
       <w:r>
         <w:rPr>
@@ -559,7 +559,7 @@
           <w:lang w:eastAsia="ja-JP"/>
           <w14:ligatures w14:val="none"/>
         </w:rPr>
-        <w:t xml:space="preserve">[00:37 - 00:39] </w:t>
+        <w:t xml:space="preserve"/>
       </w:r>
       <w:r>
         <w:rPr>
@@ -641,7 +641,7 @@
           <w:lang w:eastAsia="ja-JP"/>
           <w14:ligatures w14:val="none"/>
         </w:rPr>
-        <w:t xml:space="preserve">[00:39 - 00:41] </w:t>
+        <w:t xml:space="preserve"/>
       </w:r>
       <w:r>
         <w:rPr>
@@ -725,7 +725,7 @@
           <w:lang w:eastAsia="ja-JP"/>
           <w14:ligatures w14:val="none"/>
         </w:rPr>
-        <w:t xml:space="preserve">[00:41 - 00:44] </w:t>
+        <w:t xml:space="preserve"/>
       </w:r>
       <w:r>
         <w:rPr>
@@ -807,7 +807,7 @@
           <w:lang w:eastAsia="ja-JP"/>
           <w14:ligatures w14:val="none"/>
         </w:rPr>
-        <w:t xml:space="preserve">[00:45 - 00:55] </w:t>
+        <w:t xml:space="preserve"/>
       </w:r>
       <w:r>
         <w:rPr>
@@ -890,7 +890,7 @@
           <w14:ligatures w14:val="none"/>
         </w:rPr>
         <w:lastRenderedPageBreak/>
-        <w:t xml:space="preserve">[00:55 - 00:57] </w:t>
+        <w:t xml:space="preserve"/>
       </w:r>
       <w:r>
         <w:rPr>
@@ -972,7 +972,7 @@
           <w:lang w:eastAsia="ja-JP"/>
           <w14:ligatures w14:val="none"/>
         </w:rPr>
-        <w:t xml:space="preserve">[00:58 - 00:59] </w:t>
+        <w:t xml:space="preserve"/>
       </w:r>
       <w:r>
         <w:rPr>
@@ -1054,7 +1054,7 @@
           <w:lang w:eastAsia="ja-JP"/>
           <w14:ligatures w14:val="none"/>
         </w:rPr>
-        <w:t xml:space="preserve">[01:01 - 01:02] </w:t>
+        <w:t xml:space="preserve"/>
       </w:r>
       <w:r>
         <w:rPr>
@@ -1136,7 +1136,7 @@
           <w:lang w:eastAsia="ja-JP"/>
           <w14:ligatures w14:val="none"/>
         </w:rPr>
-        <w:t xml:space="preserve">[01:03 - 01:05] </w:t>
+        <w:t xml:space="preserve"/>
       </w:r>
       <w:r>
         <w:rPr>
@@ -1218,7 +1218,7 @@
           <w:lang w:eastAsia="ja-JP"/>
           <w14:ligatures w14:val="none"/>
         </w:rPr>
-        <w:t xml:space="preserve">[01:06 - 01:08] </w:t>
+        <w:t xml:space="preserve"/>
       </w:r>
       <w:r>
         <w:rPr>
@@ -1300,7 +1300,7 @@
           <w:lang w:eastAsia="ja-JP"/>
           <w14:ligatures w14:val="none"/>
         </w:rPr>
-        <w:t xml:space="preserve">[01:09 - 01:15] </w:t>
+        <w:t xml:space="preserve"/>
       </w:r>
       <w:r>
         <w:rPr>
@@ -1384,7 +1384,7 @@
           <w:lang w:eastAsia="ja-JP"/>
           <w14:ligatures w14:val="none"/>
         </w:rPr>
-        <w:t xml:space="preserve">[01:15 - 01:18] </w:t>
+        <w:t xml:space="preserve"/>
       </w:r>
       <w:r>
         <w:rPr>
@@ -1466,7 +1466,7 @@
           <w:lang w:eastAsia="ja-JP"/>
           <w14:ligatures w14:val="none"/>
         </w:rPr>
-        <w:t xml:space="preserve">[01:32 - 01:35] </w:t>
+        <w:t xml:space="preserve"/>
       </w:r>
       <w:r>
         <w:rPr>
@@ -1548,7 +1548,7 @@
           <w:lang w:eastAsia="ja-JP"/>
           <w14:ligatures w14:val="none"/>
         </w:rPr>
-        <w:t xml:space="preserve">[01:36 - 01:46] </w:t>
+        <w:t xml:space="preserve"/>
       </w:r>
       <w:r>
         <w:rPr>
@@ -1631,7 +1631,7 @@
           <w14:ligatures w14:val="none"/>
         </w:rPr>
         <w:lastRenderedPageBreak/>
-        <w:t xml:space="preserve">[01:47 - 01:47] </w:t>
+        <w:t xml:space="preserve"/>
       </w:r>
       <w:r>
         <w:rPr>
@@ -1713,7 +1713,7 @@
           <w:lang w:eastAsia="ja-JP"/>
           <w14:ligatures w14:val="none"/>
         </w:rPr>
-        <w:t xml:space="preserve">[01:48 - 01:57] </w:t>
+        <w:t xml:space="preserve"/>
       </w:r>
       <w:r>
         <w:rPr>
@@ -1795,7 +1795,7 @@
           <w:lang w:eastAsia="ja-JP"/>
           <w14:ligatures w14:val="none"/>
         </w:rPr>
-        <w:t xml:space="preserve">[01:59 - 02:00] </w:t>
+        <w:t xml:space="preserve"/>
       </w:r>
       <w:r>
         <w:rPr>
@@ -1877,7 +1877,7 @@
           <w:lang w:eastAsia="ja-JP"/>
           <w14:ligatures w14:val="none"/>
         </w:rPr>
-        <w:t xml:space="preserve">[02:01 - 02:09] </w:t>
+        <w:t xml:space="preserve"/>
       </w:r>
       <w:r>
         <w:rPr>
@@ -1961,7 +1961,7 @@
           <w:lang w:eastAsia="ja-JP"/>
           <w14:ligatures w14:val="none"/>
         </w:rPr>
-        <w:t xml:space="preserve">[02:10 - 02:10] </w:t>
+        <w:t xml:space="preserve"/>
       </w:r>
       <w:r>
         <w:rPr>
@@ -2045,7 +2045,7 @@
           <w:lang w:eastAsia="ja-JP"/>
           <w14:ligatures w14:val="none"/>
         </w:rPr>
-        <w:t xml:space="preserve">[02:11 - 02:11] </w:t>
+        <w:t xml:space="preserve"/>
       </w:r>
       <w:r>
         <w:rPr>
@@ -2127,7 +2127,7 @@
           <w:lang w:eastAsia="ja-JP"/>
           <w14:ligatures w14:val="none"/>
         </w:rPr>
-        <w:t xml:space="preserve">[02:11 - 02:13] </w:t>
+        <w:t xml:space="preserve"/>
       </w:r>
       <w:r>
         <w:rPr>
@@ -2209,7 +2209,7 @@
           <w:lang w:eastAsia="ja-JP"/>
           <w14:ligatures w14:val="none"/>
         </w:rPr>
-        <w:t xml:space="preserve">[02:14 - 02:26] </w:t>
+        <w:t xml:space="preserve"/>
       </w:r>
       <w:r>
         <w:rPr>
@@ -2291,7 +2291,7 @@
           <w:lang w:eastAsia="ja-JP"/>
           <w14:ligatures w14:val="none"/>
         </w:rPr>
-        <w:t xml:space="preserve">[02:26 - 02:28] </w:t>
+        <w:t xml:space="preserve"/>
       </w:r>
       <w:r>
         <w:rPr>
@@ -2373,7 +2373,7 @@
           <w:lang w:eastAsia="ja-JP"/>
           <w14:ligatures w14:val="none"/>
         </w:rPr>
-        <w:t xml:space="preserve">[02:28 - 02:29] </w:t>
+        <w:t xml:space="preserve"/>
       </w:r>
       <w:r>
         <w:rPr>
@@ -2455,7 +2455,7 @@
           <w:lang w:eastAsia="ja-JP"/>
           <w14:ligatures w14:val="none"/>
         </w:rPr>
-        <w:t xml:space="preserve">[02:30 - 02:31] </w:t>
+        <w:t xml:space="preserve"/>
       </w:r>
       <w:r>
         <w:rPr>
@@ -2537,7 +2537,7 @@
           <w:lang w:eastAsia="ja-JP"/>
           <w14:ligatures w14:val="none"/>
         </w:rPr>
-        <w:t xml:space="preserve">[02:31 - 02:44] </w:t>
+        <w:t xml:space="preserve"/>
       </w:r>
       <w:r>
         <w:rPr>
@@ -2575,7 +2575,7 @@
           <w:lang w:eastAsia="ja-JP"/>
           <w14:ligatures w14:val="none"/>
         </w:rPr>
-        <w:t xml:space="preserve">[02:45 - 02:54] </w:t>
+        <w:t xml:space="preserve"/>
       </w:r>
       <w:r>
         <w:rPr>
@@ -2657,7 +2657,7 @@
           <w:lang w:eastAsia="ja-JP"/>
           <w14:ligatures w14:val="none"/>
         </w:rPr>
-        <w:t xml:space="preserve">[02:59 - 02:59] </w:t>
+        <w:t xml:space="preserve"/>
       </w:r>
       <w:r>
         <w:rPr>
@@ -2695,7 +2695,7 @@
           <w:lang w:eastAsia="ja-JP"/>
           <w14:ligatures w14:val="none"/>
         </w:rPr>
-        <w:t xml:space="preserve">[03:01 - 03:03] </w:t>
+        <w:t xml:space="preserve"/>
       </w:r>
       <w:r>
         <w:rPr>
@@ -2779,7 +2779,7 @@
           <w:lang w:eastAsia="ja-JP"/>
           <w14:ligatures w14:val="none"/>
         </w:rPr>
-        <w:t xml:space="preserve">[03:03 - 03:09] </w:t>
+        <w:t xml:space="preserve"/>
       </w:r>
       <w:r>
         <w:rPr>
@@ -2861,7 +2861,7 @@
           <w:lang w:eastAsia="ja-JP"/>
           <w14:ligatures w14:val="none"/>
         </w:rPr>
-        <w:t xml:space="preserve">[03:10 - 03:11] </w:t>
+        <w:t xml:space="preserve"/>
       </w:r>
       <w:r>
         <w:rPr>
@@ -2899,7 +2899,7 @@
           <w:lang w:eastAsia="ja-JP"/>
           <w14:ligatures w14:val="none"/>
         </w:rPr>
-        <w:t xml:space="preserve">[03:13 - 03:14] </w:t>
+        <w:t xml:space="preserve"/>
       </w:r>
       <w:r>
         <w:rPr>
@@ -2983,7 +2983,7 @@
           <w:lang w:eastAsia="ja-JP"/>
           <w14:ligatures w14:val="none"/>
         </w:rPr>
-        <w:t xml:space="preserve">[03:17 - 03:21] </w:t>
+        <w:t xml:space="preserve"/>
       </w:r>
       <w:r>
         <w:rPr>
@@ -3065,7 +3065,7 @@
           <w:lang w:eastAsia="ja-JP"/>
           <w14:ligatures w14:val="none"/>
         </w:rPr>
-        <w:t xml:space="preserve">[03:25 - 03:25] </w:t>
+        <w:t xml:space="preserve"/>
       </w:r>
       <w:r>
         <w:rPr>
@@ -3147,7 +3147,7 @@
           <w:lang w:eastAsia="ja-JP"/>
           <w14:ligatures w14:val="none"/>
         </w:rPr>
-        <w:t xml:space="preserve">[03:26 - 03:34] </w:t>
+        <w:t xml:space="preserve"/>
       </w:r>
       <w:r>
         <w:rPr>
@@ -3229,7 +3229,7 @@
           <w:lang w:eastAsia="ja-JP"/>
           <w14:ligatures w14:val="none"/>
         </w:rPr>
-        <w:t xml:space="preserve">[03:36 - 03:42] </w:t>
+        <w:t xml:space="preserve"/>
       </w:r>
       <w:r>
         <w:rPr>
@@ -3311,19 +3311,19 @@
           <w:lang w:eastAsia="ja-JP"/>
           <w14:ligatures w14:val="none"/>
         </w:rPr>
-        <w:t>[03:42 - 03:55]</w:t>
-      </w:r>
-      <w:r>
-        <w:rPr>
-          <w:rFonts w:ascii="Aptos" w:eastAsia="Aptos" w:hAnsi="Aptos" w:cs="Aptos"/>
-          <w:color w:val="000000" w:themeColor="text1"/>
-          <w:kern w:val="0"/>
-          <w:sz w:val="24"/>
-          <w:szCs w:val="24"/>
-          <w:lang w:eastAsia="ja-JP"/>
-          <w14:ligatures w14:val="none"/>
-        </w:rPr>
-        <w:t xml:space="preserve"> Sí, está muy mal ahorita. Y eso que tenemos restricción de pico y placa y todo tipo de cosas. Pero la congestión puede ser brutal acá en Bogotá.</w:t>
+        <w:t/>
+      </w:r>
+      <w:r>
+        <w:rPr>
+          <w:rFonts w:ascii="Aptos" w:eastAsia="Aptos" w:hAnsi="Aptos" w:cs="Aptos"/>
+          <w:color w:val="000000" w:themeColor="text1"/>
+          <w:kern w:val="0"/>
+          <w:sz w:val="24"/>
+          <w:szCs w:val="24"/>
+          <w:lang w:eastAsia="ja-JP"/>
+          <w14:ligatures w14:val="none"/>
+        </w:rPr>
+        <w:t xml:space="preserve">Sí, está muy mal ahorita. Y eso que tenemos restricción de pico y placa y todo tipo de cosas. Pero la congestión puede ser brutal acá en Bogotá.</w:t>
       </w:r>
     </w:p>
     <w:p>
@@ -3393,7 +3393,7 @@
           <w:lang w:eastAsia="ja-JP"/>
           <w14:ligatures w14:val="none"/>
         </w:rPr>
-        <w:t xml:space="preserve">[03:58 - 04:00] </w:t>
+        <w:t xml:space="preserve"/>
       </w:r>
       <w:r>
         <w:rPr>
@@ -3475,7 +3475,7 @@
           <w:lang w:eastAsia="ja-JP"/>
           <w14:ligatures w14:val="none"/>
         </w:rPr>
-        <w:t xml:space="preserve">[04:01 - 04:13] </w:t>
+        <w:t xml:space="preserve"/>
       </w:r>
       <w:r>
         <w:rPr>
@@ -3513,7 +3513,7 @@
           <w:lang w:eastAsia="ja-JP"/>
           <w14:ligatures w14:val="none"/>
         </w:rPr>
-        <w:t xml:space="preserve">[04:14 - 04:25] </w:t>
+        <w:t xml:space="preserve"/>
       </w:r>
       <w:r>
         <w:rPr>
@@ -3595,7 +3595,7 @@
           <w:lang w:eastAsia="ja-JP"/>
           <w14:ligatures w14:val="none"/>
         </w:rPr>
-        <w:t xml:space="preserve">[04:26 - 04:28] </w:t>
+        <w:t xml:space="preserve"/>
       </w:r>
       <w:r>
         <w:rPr>
@@ -3678,7 +3678,7 @@
           <w14:ligatures w14:val="none"/>
         </w:rPr>
         <w:lastRenderedPageBreak/>
-        <w:t xml:space="preserve">[04:28 - 04:34] </w:t>
+        <w:t xml:space="preserve"/>
       </w:r>
       <w:r>
         <w:rPr>
@@ -3716,7 +3716,7 @@
           <w:lang w:eastAsia="ja-JP"/>
           <w14:ligatures w14:val="none"/>
         </w:rPr>
-        <w:t xml:space="preserve">[04:35 - 04:45] </w:t>
+        <w:t xml:space="preserve"/>
       </w:r>
       <w:r>
         <w:rPr>
@@ -3798,7 +3798,7 @@
           <w:lang w:eastAsia="ja-JP"/>
           <w14:ligatures w14:val="none"/>
         </w:rPr>
-        <w:t xml:space="preserve">[04:46 - 04:49] </w:t>
+        <w:t xml:space="preserve"/>
       </w:r>
       <w:r>
         <w:rPr>
@@ -3882,7 +3882,7 @@
           <w:lang w:eastAsia="ja-JP"/>
           <w14:ligatures w14:val="none"/>
         </w:rPr>
-        <w:t xml:space="preserve">[04:50 - 04:50] </w:t>
+        <w:t xml:space="preserve"/>
       </w:r>
       <w:r>
         <w:rPr>
@@ -3964,7 +3964,7 @@
           <w:lang w:eastAsia="ja-JP"/>
           <w14:ligatures w14:val="none"/>
         </w:rPr>
-        <w:t xml:space="preserve">[04:51 - 04:52] </w:t>
+        <w:t xml:space="preserve"/>
       </w:r>
       <w:r>
         <w:rPr>
@@ -4002,7 +4002,7 @@
           <w:lang w:eastAsia="ja-JP"/>
           <w14:ligatures w14:val="none"/>
         </w:rPr>
-        <w:t xml:space="preserve">[04:53 - 04:55] </w:t>
+        <w:t xml:space="preserve"/>
       </w:r>
       <w:r>
         <w:rPr>
@@ -4084,7 +4084,7 @@
           <w:lang w:eastAsia="ja-JP"/>
           <w14:ligatures w14:val="none"/>
         </w:rPr>
-        <w:t xml:space="preserve">[04:57 - 04:59] </w:t>
+        <w:t xml:space="preserve"/>
       </w:r>
       <w:r>
         <w:rPr>
@@ -4168,7 +4168,7 @@
           <w:lang w:eastAsia="ja-JP"/>
           <w14:ligatures w14:val="none"/>
         </w:rPr>
-        <w:t xml:space="preserve">[05:00 - 05:00] </w:t>
+        <w:t xml:space="preserve"/>
       </w:r>
       <w:r>
         <w:rPr>
@@ -4206,7 +4206,7 @@
           <w:lang w:eastAsia="ja-JP"/>
           <w14:ligatures w14:val="none"/>
         </w:rPr>
-        <w:t xml:space="preserve">[05:01 - 05:06] </w:t>
+        <w:t xml:space="preserve"/>
       </w:r>
       <w:r>
         <w:rPr>
@@ -4288,7 +4288,7 @@
           <w:lang w:eastAsia="ja-JP"/>
           <w14:ligatures w14:val="none"/>
         </w:rPr>
-        <w:t xml:space="preserve">[05:07 - 05:12] </w:t>
+        <w:t xml:space="preserve"/>
       </w:r>
       <w:r>
         <w:rPr>
@@ -4370,7 +4370,7 @@
           <w:lang w:eastAsia="ja-JP"/>
           <w14:ligatures w14:val="none"/>
         </w:rPr>
-        <w:t xml:space="preserve">[05:12 - 05:13] </w:t>
+        <w:t xml:space="preserve"/>
       </w:r>
       <w:r>
         <w:rPr>
@@ -4453,7 +4453,7 @@
           <w:lang w:eastAsia="ja-JP"/>
           <w14:ligatures w14:val="none"/>
         </w:rPr>
-        <w:t xml:space="preserve">[05:13 - 05:14] </w:t>
+        <w:t xml:space="preserve"/>
       </w:r>
       <w:r>
         <w:rPr>
@@ -4535,7 +4535,7 @@
           <w:lang w:eastAsia="ja-JP"/>
           <w14:ligatures w14:val="none"/>
         </w:rPr>
-        <w:t xml:space="preserve">[05:14 - 05:16] </w:t>
+        <w:t xml:space="preserve"/>
       </w:r>
       <w:r>
         <w:rPr>
@@ -4617,7 +4617,7 @@
           <w:lang w:eastAsia="ja-JP"/>
           <w14:ligatures w14:val="none"/>
         </w:rPr>
-        <w:t xml:space="preserve">[05:16 - 05:17] </w:t>
+        <w:t xml:space="preserve"/>
       </w:r>
       <w:r>
         <w:rPr>
@@ -4699,7 +4699,7 @@
           <w:lang w:eastAsia="ja-JP"/>
           <w14:ligatures w14:val="none"/>
         </w:rPr>
-        <w:t xml:space="preserve">[05:18 - 05:22] </w:t>
+        <w:t xml:space="preserve"/>
       </w:r>
       <w:r>
         <w:rPr>
@@ -4781,7 +4781,7 @@
           <w:lang w:eastAsia="ja-JP"/>
           <w14:ligatures w14:val="none"/>
         </w:rPr>
-        <w:t xml:space="preserve">[05:22 - 05:34] </w:t>
+        <w:t xml:space="preserve"/>
       </w:r>
       <w:r>
         <w:rPr>
@@ -4819,7 +4819,7 @@
           <w:lang w:eastAsia="ja-JP"/>
           <w14:ligatures w14:val="none"/>
         </w:rPr>
-        <w:t xml:space="preserve">[05:35 - 05:45] </w:t>
+        <w:t xml:space="preserve"/>
       </w:r>
       <w:r>
         <w:rPr>
@@ -4901,7 +4901,7 @@
           <w:lang w:eastAsia="ja-JP"/>
           <w14:ligatures w14:val="none"/>
         </w:rPr>
-        <w:t xml:space="preserve">[05:45 - 05:53] </w:t>
+        <w:t xml:space="preserve"/>
       </w:r>
       <w:r>
         <w:rPr>
@@ -4939,7 +4939,7 @@
           <w:lang w:eastAsia="ja-JP"/>
           <w14:ligatures w14:val="none"/>
         </w:rPr>
-        <w:t xml:space="preserve">[05:53 - 06:05] </w:t>
+        <w:t xml:space="preserve"/>
       </w:r>
       <w:r>
         <w:rPr>
@@ -4977,7 +4977,7 @@
           <w:lang w:eastAsia="ja-JP"/>
           <w14:ligatures w14:val="none"/>
         </w:rPr>
-        <w:t xml:space="preserve">[06:05 - 06:09] </w:t>
+        <w:t xml:space="preserve"/>
       </w:r>
       <w:r>
         <w:rPr>
@@ -5062,7 +5062,7 @@
           <w14:ligatures w14:val="none"/>
         </w:rPr>
         <w:lastRenderedPageBreak/>
-        <w:t xml:space="preserve">[06:09 - 06:18] </w:t>
+        <w:t xml:space="preserve"/>
       </w:r>
       <w:r>
         <w:rPr>
@@ -5100,7 +5100,7 @@
           <w:lang w:eastAsia="ja-JP"/>
           <w14:ligatures w14:val="none"/>
         </w:rPr>
-        <w:t xml:space="preserve">[06:19 - 06:28] </w:t>
+        <w:t xml:space="preserve"/>
       </w:r>
       <w:r>
         <w:rPr>
@@ -5138,7 +5138,7 @@
           <w:lang w:eastAsia="ja-JP"/>
           <w14:ligatures w14:val="none"/>
         </w:rPr>
-        <w:t xml:space="preserve">[06:28 - 06:44] </w:t>
+        <w:t xml:space="preserve"/>
       </w:r>
       <w:r>
         <w:rPr>
@@ -5176,7 +5176,7 @@
           <w:lang w:eastAsia="ja-JP"/>
           <w14:ligatures w14:val="none"/>
         </w:rPr>
-        <w:t xml:space="preserve">[06:44 - 06:58] </w:t>
+        <w:t xml:space="preserve"/>
       </w:r>
       <w:r>
         <w:rPr>
@@ -5214,7 +5214,7 @@
           <w:lang w:eastAsia="ja-JP"/>
           <w14:ligatures w14:val="none"/>
         </w:rPr>
-        <w:t xml:space="preserve">[06:58 - 07:02] </w:t>
+        <w:t xml:space="preserve"/>
       </w:r>
       <w:r>
         <w:rPr>
@@ -5296,7 +5296,7 @@
           <w:lang w:eastAsia="ja-JP"/>
           <w14:ligatures w14:val="none"/>
         </w:rPr>
-        <w:t xml:space="preserve">[07:03 - 07:15] </w:t>
+        <w:t xml:space="preserve"/>
       </w:r>
       <w:r>
         <w:rPr>
@@ -5334,7 +5334,7 @@
           <w:lang w:eastAsia="ja-JP"/>
           <w14:ligatures w14:val="none"/>
         </w:rPr>
-        <w:t xml:space="preserve">[07:15 - 07:28] </w:t>
+        <w:t xml:space="preserve"/>
       </w:r>
       <w:r>
         <w:rPr>
@@ -5372,7 +5372,7 @@
           <w:lang w:eastAsia="ja-JP"/>
           <w14:ligatures w14:val="none"/>
         </w:rPr>
-        <w:t xml:space="preserve">[07:28 - 07:35] </w:t>
+        <w:t xml:space="preserve"/>
       </w:r>
       <w:r>
         <w:rPr>
@@ -5454,7 +5454,7 @@
           <w:lang w:eastAsia="ja-JP"/>
           <w14:ligatures w14:val="none"/>
         </w:rPr>
-        <w:t xml:space="preserve">[07:36 - 07:37] </w:t>
+        <w:t xml:space="preserve"/>
       </w:r>
       <w:r>
         <w:rPr>
@@ -5492,7 +5492,7 @@
           <w:lang w:eastAsia="ja-JP"/>
           <w14:ligatures w14:val="none"/>
         </w:rPr>
-        <w:t xml:space="preserve">[07:37 - 07:50] </w:t>
+        <w:t xml:space="preserve"/>
       </w:r>
       <w:r>
         <w:rPr>
@@ -5530,7 +5530,7 @@
           <w:lang w:eastAsia="ja-JP"/>
           <w14:ligatures w14:val="none"/>
         </w:rPr>
-        <w:t xml:space="preserve">[07:50 - 07:57] </w:t>
+        <w:t xml:space="preserve"/>
       </w:r>
       <w:r>
         <w:rPr>
@@ -5568,7 +5568,7 @@
           <w:lang w:eastAsia="ja-JP"/>
           <w14:ligatures w14:val="none"/>
         </w:rPr>
-        <w:t xml:space="preserve">[07:58 - 08:10] </w:t>
+        <w:t xml:space="preserve"/>
       </w:r>
       <w:r>
         <w:rPr>
@@ -5607,7 +5607,7 @@
           <w14:ligatures w14:val="none"/>
         </w:rPr>
         <w:lastRenderedPageBreak/>
-        <w:t xml:space="preserve">[08:11 - 08:22] </w:t>
+        <w:t xml:space="preserve"/>
       </w:r>
       <w:r>
         <w:rPr>
@@ -5645,7 +5645,7 @@
           <w:lang w:eastAsia="ja-JP"/>
           <w14:ligatures w14:val="none"/>
         </w:rPr>
-        <w:t xml:space="preserve">[08:23 - 08:35] </w:t>
+        <w:t xml:space="preserve"/>
       </w:r>
       <w:r>
         <w:rPr>
@@ -5727,7 +5727,7 @@
           <w:lang w:eastAsia="ja-JP"/>
           <w14:ligatures w14:val="none"/>
         </w:rPr>
-        <w:t xml:space="preserve">[08:35 - 08:41] </w:t>
+        <w:t xml:space="preserve"/>
       </w:r>
       <w:r>
         <w:rPr>
@@ -5765,7 +5765,7 @@
           <w:lang w:eastAsia="ja-JP"/>
           <w14:ligatures w14:val="none"/>
         </w:rPr>
-        <w:t xml:space="preserve">[08:43 - 08:51] </w:t>
+        <w:t xml:space="preserve"/>
       </w:r>
       <w:r>
         <w:rPr>
@@ -5803,7 +5803,7 @@
           <w:lang w:eastAsia="ja-JP"/>
           <w14:ligatures w14:val="none"/>
         </w:rPr>
-        <w:t xml:space="preserve">[08:54 - 08:58] </w:t>
+        <w:t xml:space="preserve"/>
       </w:r>
       <w:r>
         <w:rPr>
@@ -5841,7 +5841,7 @@
           <w:lang w:eastAsia="ja-JP"/>
           <w14:ligatures w14:val="none"/>
         </w:rPr>
-        <w:t xml:space="preserve">[08:58 - 09:15] </w:t>
+        <w:t xml:space="preserve"/>
       </w:r>
       <w:r>
         <w:rPr>
@@ -5879,7 +5879,7 @@
           <w:lang w:eastAsia="ja-JP"/>
           <w14:ligatures w14:val="none"/>
         </w:rPr>
-        <w:t xml:space="preserve">[09:16 - 09:27] </w:t>
+        <w:t xml:space="preserve"/>
       </w:r>
       <w:r>
         <w:rPr>
@@ -5917,7 +5917,7 @@
           <w:lang w:eastAsia="ja-JP"/>
           <w14:ligatures w14:val="none"/>
         </w:rPr>
-        <w:t xml:space="preserve">[09:28 - 09:54] </w:t>
+        <w:t xml:space="preserve"/>
       </w:r>
       <w:r>
         <w:rPr>
@@ -5955,7 +5955,7 @@
           <w:lang w:eastAsia="ja-JP"/>
           <w14:ligatures w14:val="none"/>
         </w:rPr>
-        <w:t xml:space="preserve">[09:55 - 10:08] </w:t>
+        <w:t xml:space="preserve"/>
       </w:r>
       <w:r>
         <w:rPr>
@@ -5993,7 +5993,7 @@
           <w:lang w:eastAsia="ja-JP"/>
           <w14:ligatures w14:val="none"/>
         </w:rPr>
-        <w:t xml:space="preserve">[10:08 - 10:24] </w:t>
+        <w:t xml:space="preserve"/>
       </w:r>
       <w:r>
         <w:rPr>
@@ -6031,7 +6031,7 @@
           <w:lang w:eastAsia="ja-JP"/>
           <w14:ligatures w14:val="none"/>
         </w:rPr>
-        <w:t xml:space="preserve">[10:24 - 10:27] </w:t>
+        <w:t xml:space="preserve"/>
       </w:r>
       <w:r>
         <w:rPr>
@@ -6069,7 +6069,7 @@
           <w:lang w:eastAsia="ja-JP"/>
           <w14:ligatures w14:val="none"/>
         </w:rPr>
-        <w:t xml:space="preserve">[10:28 - 10:39] </w:t>
+        <w:t xml:space="preserve"/>
       </w:r>
       <w:r>
         <w:rPr>
@@ -6108,7 +6108,7 @@
           <w14:ligatures w14:val="none"/>
         </w:rPr>
         <w:lastRenderedPageBreak/>
-        <w:t xml:space="preserve">[10:39 - 10:54] </w:t>
+        <w:t xml:space="preserve"/>
       </w:r>
       <w:r>
         <w:rPr>
@@ -6146,7 +6146,7 @@
           <w:lang w:eastAsia="ja-JP"/>
           <w14:ligatures w14:val="none"/>
         </w:rPr>
-        <w:t xml:space="preserve">[10:54 - 11:02] </w:t>
+        <w:t xml:space="preserve"/>
       </w:r>
       <w:r>
         <w:rPr>
@@ -6184,7 +6184,7 @@
           <w:lang w:eastAsia="ja-JP"/>
           <w14:ligatures w14:val="none"/>
         </w:rPr>
-        <w:t xml:space="preserve">[11:02 - 11:13] </w:t>
+        <w:t xml:space="preserve"/>
       </w:r>
       <w:r>
         <w:rPr>
@@ -6222,7 +6222,7 @@
           <w:lang w:eastAsia="ja-JP"/>
           <w14:ligatures w14:val="none"/>
         </w:rPr>
-        <w:t xml:space="preserve">[11:13 - 11:25] </w:t>
+        <w:t xml:space="preserve"/>
       </w:r>
       <w:r>
         <w:rPr>
@@ -6260,7 +6260,7 @@
           <w:lang w:eastAsia="ja-JP"/>
           <w14:ligatures w14:val="none"/>
         </w:rPr>
-        <w:t xml:space="preserve">[11:26 - 11:38] </w:t>
+        <w:t xml:space="preserve"/>
       </w:r>
       <w:r>
         <w:rPr>
@@ -6298,7 +6298,7 @@
           <w:lang w:eastAsia="ja-JP"/>
           <w14:ligatures w14:val="none"/>
         </w:rPr>
-        <w:t xml:space="preserve">[11:38 - 11:56] </w:t>
+        <w:t xml:space="preserve"/>
       </w:r>
       <w:r>
         <w:rPr>
@@ -6336,7 +6336,7 @@
           <w:lang w:eastAsia="ja-JP"/>
           <w14:ligatures w14:val="none"/>
         </w:rPr>
-        <w:t xml:space="preserve">[11:56 - 12:07] </w:t>
+        <w:t xml:space="preserve"/>
       </w:r>
       <w:r>
         <w:rPr>
@@ -6374,7 +6374,7 @@
           <w:lang w:eastAsia="ja-JP"/>
           <w14:ligatures w14:val="none"/>
         </w:rPr>
-        <w:t xml:space="preserve">[12:08 - 12:26] </w:t>
+        <w:t xml:space="preserve"/>
       </w:r>
       <w:r>
         <w:rPr>
@@ -6412,7 +6412,7 @@
           <w:lang w:eastAsia="ja-JP"/>
           <w14:ligatures w14:val="none"/>
         </w:rPr>
-        <w:t xml:space="preserve">[12:26 - 12:27] </w:t>
+        <w:t xml:space="preserve"/>
       </w:r>
       <w:r>
         <w:rPr>
@@ -6450,7 +6450,7 @@
           <w:lang w:eastAsia="ja-JP"/>
           <w14:ligatures w14:val="none"/>
         </w:rPr>
-        <w:t xml:space="preserve">[12:27 - 12:51] </w:t>
+        <w:t xml:space="preserve"/>
       </w:r>
       <w:r>
         <w:rPr>
@@ -6488,7 +6488,7 @@
           <w:lang w:eastAsia="ja-JP"/>
           <w14:ligatures w14:val="none"/>
         </w:rPr>
-        <w:t xml:space="preserve">[12:51 - 13:13] </w:t>
+        <w:t xml:space="preserve"/>
       </w:r>
       <w:r>
         <w:rPr>
@@ -6526,7 +6526,7 @@
           <w:lang w:eastAsia="ja-JP"/>
           <w14:ligatures w14:val="none"/>
         </w:rPr>
-        <w:t xml:space="preserve">[13:13 - 13:19] </w:t>
+        <w:t xml:space="preserve"/>
       </w:r>
       <w:r>
         <w:rPr>
@@ -6564,7 +6564,7 @@
           <w:lang w:eastAsia="ja-JP"/>
           <w14:ligatures w14:val="none"/>
         </w:rPr>
-        <w:t xml:space="preserve">[13:19 - 13:35] </w:t>
+        <w:t xml:space="preserve"/>
       </w:r>
       <w:r>
         <w:rPr>
@@ -6646,7 +6646,7 @@
           <w:lang w:eastAsia="ja-JP"/>
           <w14:ligatures w14:val="none"/>
         </w:rPr>
-        <w:t xml:space="preserve">[13:35 - 13:35] </w:t>
+        <w:t xml:space="preserve"/>
       </w:r>
       <w:r>
         <w:rPr>
@@ -6728,7 +6728,7 @@
           <w:lang w:eastAsia="ja-JP"/>
           <w14:ligatures w14:val="none"/>
         </w:rPr>
-        <w:t xml:space="preserve">[13:36 - 13:44] </w:t>
+        <w:t xml:space="preserve"/>
       </w:r>
       <w:r>
         <w:rPr>
@@ -6766,7 +6766,7 @@
           <w:lang w:eastAsia="ja-JP"/>
           <w14:ligatures w14:val="none"/>
         </w:rPr>
-        <w:t xml:space="preserve">[13:44 - 13:49] </w:t>
+        <w:t xml:space="preserve"/>
       </w:r>
       <w:r>
         <w:rPr>
@@ -6804,7 +6804,7 @@
           <w:lang w:eastAsia="ja-JP"/>
           <w14:ligatures w14:val="none"/>
         </w:rPr>
-        <w:t xml:space="preserve">[13:49 - 14:13] </w:t>
+        <w:t xml:space="preserve"/>
       </w:r>
       <w:r>
         <w:rPr>
@@ -6842,7 +6842,7 @@
           <w:lang w:eastAsia="ja-JP"/>
           <w14:ligatures w14:val="none"/>
         </w:rPr>
-        <w:t xml:space="preserve">[14:13 - 14:24] </w:t>
+        <w:t xml:space="preserve"/>
       </w:r>
       <w:r>
         <w:rPr>
@@ -6880,7 +6880,7 @@
           <w:lang w:eastAsia="ja-JP"/>
           <w14:ligatures w14:val="none"/>
         </w:rPr>
-        <w:t xml:space="preserve">[14:25 - 14:37] </w:t>
+        <w:t xml:space="preserve"/>
       </w:r>
       <w:r>
         <w:rPr>
@@ -6918,7 +6918,7 @@
           <w:lang w:eastAsia="ja-JP"/>
           <w14:ligatures w14:val="none"/>
         </w:rPr>
-        <w:t xml:space="preserve">[14:37 - 14:44] </w:t>
+        <w:t xml:space="preserve"/>
       </w:r>
       <w:r>
         <w:rPr>
@@ -6956,7 +6956,7 @@
           <w:lang w:eastAsia="ja-JP"/>
           <w14:ligatures w14:val="none"/>
         </w:rPr>
-        <w:t xml:space="preserve">[14:44 - 14:50] </w:t>
+        <w:t xml:space="preserve"/>
       </w:r>
       <w:r>
         <w:rPr>
@@ -6994,7 +6994,7 @@
           <w:lang w:eastAsia="ja-JP"/>
           <w14:ligatures w14:val="none"/>
         </w:rPr>
-        <w:t xml:space="preserve">[14:51 - 14:58] </w:t>
+        <w:t xml:space="preserve"/>
       </w:r>
       <w:r>
         <w:rPr>
@@ -7032,7 +7032,7 @@
           <w:lang w:eastAsia="ja-JP"/>
           <w14:ligatures w14:val="none"/>
         </w:rPr>
-        <w:t xml:space="preserve">[14:59 - 15:10] </w:t>
+        <w:t xml:space="preserve"/>
       </w:r>
       <w:r>
         <w:rPr>
@@ -7070,7 +7070,7 @@
           <w:lang w:eastAsia="ja-JP"/>
           <w14:ligatures w14:val="none"/>
         </w:rPr>
-        <w:t xml:space="preserve">[15:11 - 15:21] </w:t>
+        <w:t xml:space="preserve"/>
       </w:r>
       <w:r>
         <w:rPr>
@@ -7108,7 +7108,7 @@
           <w:lang w:eastAsia="ja-JP"/>
           <w14:ligatures w14:val="none"/>
         </w:rPr>
-        <w:t xml:space="preserve">[15:21 - 15:33] </w:t>
+        <w:t xml:space="preserve"/>
       </w:r>
       <w:r>
         <w:rPr>
@@ -7146,7 +7146,7 @@
           <w:lang w:eastAsia="ja-JP"/>
           <w14:ligatures w14:val="none"/>
         </w:rPr>
-        <w:t xml:space="preserve">[15:34 - 15:45] </w:t>
+        <w:t xml:space="preserve"/>
       </w:r>
       <w:r>
         <w:rPr>
@@ -7185,7 +7185,7 @@
           <w14:ligatures w14:val="none"/>
         </w:rPr>
         <w:lastRenderedPageBreak/>
-        <w:t xml:space="preserve">[15:45 - 15:55] </w:t>
+        <w:t xml:space="preserve"/>
       </w:r>
       <w:r>
         <w:rPr>
@@ -7223,7 +7223,7 @@
           <w:lang w:eastAsia="ja-JP"/>
           <w14:ligatures w14:val="none"/>
         </w:rPr>
-        <w:t xml:space="preserve">[15:55 - 16:02] </w:t>
+        <w:t xml:space="preserve"/>
       </w:r>
       <w:r>
         <w:rPr>
@@ -7261,7 +7261,7 @@
           <w:lang w:eastAsia="ja-JP"/>
           <w14:ligatures w14:val="none"/>
         </w:rPr>
-        <w:t xml:space="preserve">[16:03 - 16:16] </w:t>
+        <w:t xml:space="preserve"/>
       </w:r>
       <w:r>
         <w:rPr>
@@ -7299,7 +7299,7 @@
           <w:lang w:eastAsia="ja-JP"/>
           <w14:ligatures w14:val="none"/>
         </w:rPr>
-        <w:t xml:space="preserve">[16:16 - 16:24] </w:t>
+        <w:t xml:space="preserve"/>
       </w:r>
       <w:r>
         <w:rPr>
@@ -7337,7 +7337,7 @@
           <w:lang w:eastAsia="ja-JP"/>
           <w14:ligatures w14:val="none"/>
         </w:rPr>
-        <w:t xml:space="preserve">[16:24 - 16:36] </w:t>
+        <w:t xml:space="preserve"/>
       </w:r>
       <w:r>
         <w:rPr>
@@ -7375,7 +7375,7 @@
           <w:lang w:eastAsia="ja-JP"/>
           <w14:ligatures w14:val="none"/>
         </w:rPr>
-        <w:t xml:space="preserve">[16:36 - 16:45] </w:t>
+        <w:t xml:space="preserve"/>
       </w:r>
       <w:r>
         <w:rPr>
@@ -7413,7 +7413,7 @@
           <w:lang w:eastAsia="ja-JP"/>
           <w14:ligatures w14:val="none"/>
         </w:rPr>
-        <w:t xml:space="preserve">[16:46 - 16:57] </w:t>
+        <w:t xml:space="preserve"/>
       </w:r>
       <w:r>
         <w:rPr>
@@ -7451,7 +7451,7 @@
           <w:lang w:eastAsia="ja-JP"/>
           <w14:ligatures w14:val="none"/>
         </w:rPr>
-        <w:t xml:space="preserve">[16:58 - 17:12] </w:t>
+        <w:t xml:space="preserve"/>
       </w:r>
       <w:r>
         <w:rPr>
@@ -7489,7 +7489,7 @@
           <w:lang w:eastAsia="ja-JP"/>
           <w14:ligatures w14:val="none"/>
         </w:rPr>
-        <w:t xml:space="preserve">[17:12 - 17:24] </w:t>
+        <w:t xml:space="preserve"/>
       </w:r>
       <w:r>
         <w:rPr>
@@ -7527,7 +7527,7 @@
           <w:lang w:eastAsia="ja-JP"/>
           <w14:ligatures w14:val="none"/>
         </w:rPr>
-        <w:t xml:space="preserve">[17:25 - 17:37] </w:t>
+        <w:t xml:space="preserve"/>
       </w:r>
       <w:r>
         <w:rPr>
@@ -7565,7 +7565,7 @@
           <w:lang w:eastAsia="ja-JP"/>
           <w14:ligatures w14:val="none"/>
         </w:rPr>
-        <w:t xml:space="preserve">[17:37 - 17:49] </w:t>
+        <w:t xml:space="preserve"/>
       </w:r>
       <w:r>
         <w:rPr>
@@ -7603,7 +7603,7 @@
           <w:lang w:eastAsia="ja-JP"/>
           <w14:ligatures w14:val="none"/>
         </w:rPr>
-        <w:t xml:space="preserve">[17:49 - 18:01] </w:t>
+        <w:t xml:space="preserve"/>
       </w:r>
       <w:r>
         <w:rPr>
@@ -7641,7 +7641,7 @@
           <w:lang w:eastAsia="ja-JP"/>
           <w14:ligatures w14:val="none"/>
         </w:rPr>
-        <w:t xml:space="preserve">[18:03 - 18:10] </w:t>
+        <w:t xml:space="preserve"/>
       </w:r>
       <w:r>
         <w:rPr>
@@ -7724,7 +7724,7 @@
           <w14:ligatures w14:val="none"/>
         </w:rPr>
         <w:lastRenderedPageBreak/>
-        <w:t xml:space="preserve">[18:10 - 18:20] </w:t>
+        <w:t xml:space="preserve"/>
       </w:r>
       <w:r>
         <w:rPr>
@@ -7806,7 +7806,7 @@
           <w:lang w:eastAsia="ja-JP"/>
           <w14:ligatures w14:val="none"/>
         </w:rPr>
-        <w:t xml:space="preserve">[18:21 - 18:33] </w:t>
+        <w:t xml:space="preserve"/>
       </w:r>
       <w:r>
         <w:rPr>
@@ -7844,7 +7844,7 @@
           <w:lang w:eastAsia="ja-JP"/>
           <w14:ligatures w14:val="none"/>
         </w:rPr>
-        <w:t xml:space="preserve">[18:33 - 18:45] </w:t>
+        <w:t xml:space="preserve"/>
       </w:r>
       <w:r>
         <w:rPr>
@@ -7882,7 +7882,7 @@
           <w:lang w:eastAsia="ja-JP"/>
           <w14:ligatures w14:val="none"/>
         </w:rPr>
-        <w:t xml:space="preserve">[18:45 - 18:57] </w:t>
+        <w:t xml:space="preserve"/>
       </w:r>
       <w:r>
         <w:rPr>
@@ -7920,7 +7920,7 @@
           <w:lang w:eastAsia="ja-JP"/>
           <w14:ligatures w14:val="none"/>
         </w:rPr>
-        <w:t xml:space="preserve">[18:57 - 19:09] </w:t>
+        <w:t xml:space="preserve"/>
       </w:r>
       <w:r>
         <w:rPr>
@@ -7958,7 +7958,7 @@
           <w:lang w:eastAsia="ja-JP"/>
           <w14:ligatures w14:val="none"/>
         </w:rPr>
-        <w:t xml:space="preserve">[19:09 - 19:21] </w:t>
+        <w:t xml:space="preserve"/>
       </w:r>
       <w:r>
         <w:rPr>
@@ -7996,7 +7996,7 @@
           <w:lang w:eastAsia="ja-JP"/>
           <w14:ligatures w14:val="none"/>
         </w:rPr>
-        <w:t xml:space="preserve">[19:21 - 19:32] </w:t>
+        <w:t xml:space="preserve"/>
       </w:r>
       <w:r>
         <w:rPr>
@@ -8034,7 +8034,7 @@
           <w:lang w:eastAsia="ja-JP"/>
           <w14:ligatures w14:val="none"/>
         </w:rPr>
-        <w:t xml:space="preserve">[19:33 - 19:35] </w:t>
+        <w:t xml:space="preserve"/>
       </w:r>
       <w:r>
         <w:rPr>
@@ -8116,7 +8116,7 @@
           <w:lang w:eastAsia="ja-JP"/>
           <w14:ligatures w14:val="none"/>
         </w:rPr>
-        <w:t xml:space="preserve">[19:35 - 19:38] </w:t>
+        <w:t xml:space="preserve"/>
       </w:r>
       <w:r>
         <w:rPr>
@@ -8154,7 +8154,7 @@
           <w:lang w:eastAsia="ja-JP"/>
           <w14:ligatures w14:val="none"/>
         </w:rPr>
-        <w:t xml:space="preserve">[19:38 - 19:42] </w:t>
+        <w:t xml:space="preserve"/>
       </w:r>
       <w:r>
         <w:rPr>
@@ -8236,7 +8236,7 @@
           <w:lang w:eastAsia="ja-JP"/>
           <w14:ligatures w14:val="none"/>
         </w:rPr>
-        <w:t xml:space="preserve">[19:42 - 19:53] </w:t>
+        <w:t xml:space="preserve"/>
       </w:r>
       <w:r>
         <w:rPr>
@@ -8274,7 +8274,7 @@
           <w:lang w:eastAsia="ja-JP"/>
           <w14:ligatures w14:val="none"/>
         </w:rPr>
-        <w:t xml:space="preserve">[19:54 - 20:07] </w:t>
+        <w:t xml:space="preserve"/>
       </w:r>
       <w:r>
         <w:rPr>
@@ -8312,7 +8312,7 @@
           <w:lang w:eastAsia="ja-JP"/>
           <w14:ligatures w14:val="none"/>
         </w:rPr>
-        <w:t xml:space="preserve">[20:07 - 20:11] </w:t>
+        <w:t xml:space="preserve"/>
       </w:r>
       <w:r>
         <w:rPr>
@@ -8397,7 +8397,7 @@
           <w14:ligatures w14:val="none"/>
         </w:rPr>
         <w:lastRenderedPageBreak/>
-        <w:t xml:space="preserve">[20:12 - 20:25] </w:t>
+        <w:t xml:space="preserve"/>
       </w:r>
       <w:r>
         <w:rPr>
@@ -8479,7 +8479,7 @@
           <w:lang w:eastAsia="ja-JP"/>
           <w14:ligatures w14:val="none"/>
         </w:rPr>
-        <w:t xml:space="preserve">[20:25 - 20:37] </w:t>
+        <w:t xml:space="preserve"/>
       </w:r>
       <w:r>
         <w:rPr>
@@ -8517,7 +8517,7 @@
           <w:lang w:eastAsia="ja-JP"/>
           <w14:ligatures w14:val="none"/>
         </w:rPr>
-        <w:t xml:space="preserve">[20:37 - 20:49] </w:t>
+        <w:t xml:space="preserve"/>
       </w:r>
       <w:r>
         <w:rPr>
@@ -8555,7 +8555,7 @@
           <w:lang w:eastAsia="ja-JP"/>
           <w14:ligatures w14:val="none"/>
         </w:rPr>
-        <w:t xml:space="preserve">[20:49 - 21:01] </w:t>
+        <w:t xml:space="preserve"/>
       </w:r>
       <w:r>
         <w:rPr>
@@ -8593,7 +8593,7 @@
           <w:lang w:eastAsia="ja-JP"/>
           <w14:ligatures w14:val="none"/>
         </w:rPr>
-        <w:t xml:space="preserve">[21:01 - 21:13] </w:t>
+        <w:t xml:space="preserve"/>
       </w:r>
       <w:r>
         <w:rPr>
@@ -8631,7 +8631,7 @@
           <w:lang w:eastAsia="ja-JP"/>
           <w14:ligatures w14:val="none"/>
         </w:rPr>
-        <w:t xml:space="preserve">[21:13 - 21:25] </w:t>
+        <w:t xml:space="preserve"/>
       </w:r>
       <w:r>
         <w:rPr>
@@ -8669,7 +8669,7 @@
           <w:lang w:eastAsia="ja-JP"/>
           <w14:ligatures w14:val="none"/>
         </w:rPr>
-        <w:t xml:space="preserve">[21:25 - 21:38] </w:t>
+        <w:t xml:space="preserve"/>
       </w:r>
       <w:r>
         <w:rPr>
@@ -8707,7 +8707,7 @@
           <w:lang w:eastAsia="ja-JP"/>
           <w14:ligatures w14:val="none"/>
         </w:rPr>
-        <w:t xml:space="preserve">[21:38 - 21:47] </w:t>
+        <w:t xml:space="preserve"/>
       </w:r>
       <w:r>
         <w:rPr>
@@ -8745,7 +8745,7 @@
           <w:lang w:eastAsia="ja-JP"/>
           <w14:ligatures w14:val="none"/>
         </w:rPr>
-        <w:t xml:space="preserve">[21:49 - 22:01] </w:t>
+        <w:t xml:space="preserve"/>
       </w:r>
       <w:r>
         <w:rPr>
@@ -8783,7 +8783,7 @@
           <w:lang w:eastAsia="ja-JP"/>
           <w14:ligatures w14:val="none"/>
         </w:rPr>
-        <w:t xml:space="preserve">[22:01 - 22:12] </w:t>
+        <w:t xml:space="preserve"/>
       </w:r>
       <w:r>
         <w:rPr>
@@ -8821,7 +8821,7 @@
           <w:lang w:eastAsia="ja-JP"/>
           <w14:ligatures w14:val="none"/>
         </w:rPr>
-        <w:t xml:space="preserve">[22:13 - 22:14] </w:t>
+        <w:t xml:space="preserve"/>
       </w:r>
       <w:r>
         <w:rPr>
@@ -8905,7 +8905,7 @@
           <w:lang w:eastAsia="ja-JP"/>
           <w14:ligatures w14:val="none"/>
         </w:rPr>
-        <w:t xml:space="preserve">[22:14 - 22:26] </w:t>
+        <w:t xml:space="preserve"/>
       </w:r>
       <w:r>
         <w:rPr>
@@ -8943,7 +8943,7 @@
           <w:lang w:eastAsia="ja-JP"/>
           <w14:ligatures w14:val="none"/>
         </w:rPr>
-        <w:t xml:space="preserve">[22:26 - 22:28] </w:t>
+        <w:t xml:space="preserve"/>
       </w:r>
       <w:r>
         <w:rPr>
@@ -9025,7 +9025,7 @@
           <w:lang w:eastAsia="ja-JP"/>
           <w14:ligatures w14:val="none"/>
         </w:rPr>
-        <w:t xml:space="preserve">[22:29 - 22:41] </w:t>
+        <w:t xml:space="preserve"/>
       </w:r>
       <w:r>
         <w:rPr>
@@ -9063,7 +9063,7 @@
           <w:lang w:eastAsia="ja-JP"/>
           <w14:ligatures w14:val="none"/>
         </w:rPr>
-        <w:t xml:space="preserve">[22:41 - 22:54] </w:t>
+        <w:t xml:space="preserve"/>
       </w:r>
       <w:r>
         <w:rPr>
@@ -9101,7 +9101,7 @@
           <w:lang w:eastAsia="ja-JP"/>
           <w14:ligatures w14:val="none"/>
         </w:rPr>
-        <w:t xml:space="preserve">[22:54 - 23:06] </w:t>
+        <w:t xml:space="preserve"/>
       </w:r>
       <w:r>
         <w:rPr>
@@ -9139,7 +9139,7 @@
           <w:lang w:eastAsia="ja-JP"/>
           <w14:ligatures w14:val="none"/>
         </w:rPr>
-        <w:t xml:space="preserve">[23:06 - 23:12] </w:t>
+        <w:t xml:space="preserve"/>
       </w:r>
       <w:r>
         <w:rPr>
@@ -9233,7 +9233,7 @@
           <w:lang w:val="en-US" w:eastAsia="ja-JP"/>
           <w14:ligatures w14:val="none"/>
         </w:rPr>
-        <w:t xml:space="preserve">[23:13 - 23:15] </w:t>
+        <w:t xml:space="preserve"/>
       </w:r>
       <w:r>
         <w:rPr>
@@ -9315,7 +9315,7 @@
           <w:lang w:eastAsia="ja-JP"/>
           <w14:ligatures w14:val="none"/>
         </w:rPr>
-        <w:t xml:space="preserve">[23:15 - 23:27] </w:t>
+        <w:t xml:space="preserve"/>
       </w:r>
       <w:r>
         <w:rPr>
@@ -9353,7 +9353,7 @@
           <w:lang w:eastAsia="ja-JP"/>
           <w14:ligatures w14:val="none"/>
         </w:rPr>
-        <w:t xml:space="preserve">[23:27 - 23:35] </w:t>
+        <w:t xml:space="preserve"/>
       </w:r>
       <w:r>
         <w:rPr>
@@ -9435,7 +9435,7 @@
           <w:lang w:eastAsia="ja-JP"/>
           <w14:ligatures w14:val="none"/>
         </w:rPr>
-        <w:t xml:space="preserve">[23:35 - 23:46] </w:t>
+        <w:t xml:space="preserve"/>
       </w:r>
       <w:r>
         <w:rPr>
@@ -9517,7 +9517,7 @@
           <w:lang w:eastAsia="ja-JP"/>
           <w14:ligatures w14:val="none"/>
         </w:rPr>
-        <w:t xml:space="preserve">[23:48 - 23:59] </w:t>
+        <w:t xml:space="preserve"/>
       </w:r>
       <w:r>
         <w:rPr>
@@ -9555,7 +9555,7 @@
           <w:lang w:eastAsia="ja-JP"/>
           <w14:ligatures w14:val="none"/>
         </w:rPr>
-        <w:t xml:space="preserve">[23:59 - 24:11] </w:t>
+        <w:t xml:space="preserve"/>
       </w:r>
       <w:r>
         <w:rPr>
@@ -9594,7 +9594,7 @@
           <w14:ligatures w14:val="none"/>
         </w:rPr>
         <w:lastRenderedPageBreak/>
-        <w:t xml:space="preserve">[24:12 - 24:24] </w:t>
+        <w:t xml:space="preserve"/>
       </w:r>
       <w:r>
         <w:rPr>
@@ -9632,7 +9632,7 @@
           <w:lang w:eastAsia="ja-JP"/>
           <w14:ligatures w14:val="none"/>
         </w:rPr>
-        <w:t xml:space="preserve">[24:24 - 24:36] </w:t>
+        <w:t xml:space="preserve"/>
       </w:r>
       <w:r>
         <w:rPr>
@@ -9670,7 +9670,7 @@
           <w:lang w:eastAsia="ja-JP"/>
           <w14:ligatures w14:val="none"/>
         </w:rPr>
-        <w:t xml:space="preserve">[24:36 - 24:48] </w:t>
+        <w:t xml:space="preserve"/>
       </w:r>
       <w:r>
         <w:rPr>
@@ -9708,7 +9708,7 @@
           <w:lang w:eastAsia="ja-JP"/>
           <w14:ligatures w14:val="none"/>
         </w:rPr>
-        <w:t xml:space="preserve">[24:48 - 24:59] </w:t>
+        <w:t xml:space="preserve"/>
       </w:r>
       <w:r>
         <w:rPr>
@@ -9746,7 +9746,7 @@
           <w:lang w:eastAsia="ja-JP"/>
           <w14:ligatures w14:val="none"/>
         </w:rPr>
-        <w:t xml:space="preserve">[25:00 - 25:10] </w:t>
+        <w:t xml:space="preserve"/>
       </w:r>
       <w:r>
         <w:rPr>
@@ -9784,7 +9784,7 @@
           <w:lang w:eastAsia="ja-JP"/>
           <w14:ligatures w14:val="none"/>
         </w:rPr>
-        <w:t xml:space="preserve">[25:10 - 25:11] </w:t>
+        <w:t xml:space="preserve"/>
       </w:r>
       <w:r>
         <w:rPr>
@@ -9822,7 +9822,7 @@
           <w:lang w:eastAsia="ja-JP"/>
           <w14:ligatures w14:val="none"/>
         </w:rPr>
-        <w:t xml:space="preserve">[25:11 - 25:24] </w:t>
+        <w:t xml:space="preserve"/>
       </w:r>
       <w:r>
         <w:rPr>
@@ -9860,7 +9860,7 @@
           <w:lang w:eastAsia="ja-JP"/>
           <w14:ligatures w14:val="none"/>
         </w:rPr>
-        <w:t xml:space="preserve">[25:24 - 25:34] </w:t>
+        <w:t xml:space="preserve"/>
       </w:r>
       <w:r>
         <w:rPr>
@@ -9898,7 +9898,7 @@
           <w:lang w:eastAsia="ja-JP"/>
           <w14:ligatures w14:val="none"/>
         </w:rPr>
-        <w:t xml:space="preserve">[25:36 - 25:47] </w:t>
+        <w:t xml:space="preserve"/>
       </w:r>
       <w:r>
         <w:rPr>
@@ -9936,7 +9936,7 @@
           <w:lang w:eastAsia="ja-JP"/>
           <w14:ligatures w14:val="none"/>
         </w:rPr>
-        <w:t xml:space="preserve">[25:48 - 25:56] </w:t>
+        <w:t xml:space="preserve"/>
       </w:r>
       <w:r>
         <w:rPr>
@@ -10018,7 +10018,7 @@
           <w:lang w:eastAsia="ja-JP"/>
           <w14:ligatures w14:val="none"/>
         </w:rPr>
-        <w:t xml:space="preserve">[25:56 - 26:08] </w:t>
+        <w:t xml:space="preserve"/>
       </w:r>
       <w:r>
         <w:rPr>
@@ -10056,7 +10056,7 @@
           <w:lang w:eastAsia="ja-JP"/>
           <w14:ligatures w14:val="none"/>
         </w:rPr>
-        <w:t xml:space="preserve">[26:08 - 26:20] </w:t>
+        <w:t xml:space="preserve"/>
       </w:r>
       <w:r>
         <w:rPr>
@@ -10138,7 +10138,7 @@
           <w:lang w:eastAsia="ja-JP"/>
           <w14:ligatures w14:val="none"/>
         </w:rPr>
-        <w:t xml:space="preserve">[26:22 - 26:33] </w:t>
+        <w:t xml:space="preserve"/>
       </w:r>
       <w:r>
         <w:rPr>
@@ -10176,7 +10176,7 @@
           <w:lang w:eastAsia="ja-JP"/>
           <w14:ligatures w14:val="none"/>
         </w:rPr>
-        <w:t xml:space="preserve">[26:33 - 26:46] </w:t>
+        <w:t xml:space="preserve"/>
       </w:r>
       <w:r>
         <w:rPr>
@@ -10215,7 +10215,7 @@
           <w14:ligatures w14:val="none"/>
         </w:rPr>
         <w:lastRenderedPageBreak/>
-        <w:t xml:space="preserve">[26:46 - 26:56] </w:t>
+        <w:t xml:space="preserve"/>
       </w:r>
       <w:r>
         <w:rPr>
@@ -10253,7 +10253,7 @@
           <w:lang w:eastAsia="ja-JP"/>
           <w14:ligatures w14:val="none"/>
         </w:rPr>
-        <w:t xml:space="preserve">[26:58 - 27:09] </w:t>
+        <w:t xml:space="preserve"/>
       </w:r>
       <w:r>
         <w:rPr>
@@ -10291,7 +10291,7 @@
           <w:lang w:eastAsia="ja-JP"/>
           <w14:ligatures w14:val="none"/>
         </w:rPr>
-        <w:t xml:space="preserve">[27:09 - 27:21] </w:t>
+        <w:t xml:space="preserve"/>
       </w:r>
       <w:r>
         <w:rPr>
@@ -10329,7 +10329,7 @@
           <w:lang w:eastAsia="ja-JP"/>
           <w14:ligatures w14:val="none"/>
         </w:rPr>
-        <w:t xml:space="preserve">[27:21 - 27:33] </w:t>
+        <w:t xml:space="preserve"/>
       </w:r>
       <w:r>
         <w:rPr>
@@ -10367,7 +10367,7 @@
           <w:lang w:eastAsia="ja-JP"/>
           <w14:ligatures w14:val="none"/>
         </w:rPr>
-        <w:t xml:space="preserve">[27:33 - 27:45] </w:t>
+        <w:t xml:space="preserve"/>
       </w:r>
       <w:r>
         <w:rPr>
@@ -10405,7 +10405,7 @@
           <w:lang w:eastAsia="ja-JP"/>
           <w14:ligatures w14:val="none"/>
         </w:rPr>
-        <w:t xml:space="preserve">[27:45 - 27:57] </w:t>
+        <w:t xml:space="preserve"/>
       </w:r>
       <w:r>
         <w:rPr>
@@ -10443,7 +10443,7 @@
           <w:lang w:eastAsia="ja-JP"/>
           <w14:ligatures w14:val="none"/>
         </w:rPr>
-        <w:t xml:space="preserve">[27:57 - 28:07] </w:t>
+        <w:t xml:space="preserve"/>
       </w:r>
       <w:r>
         <w:rPr>
@@ -10481,7 +10481,7 @@
           <w:lang w:eastAsia="ja-JP"/>
           <w14:ligatures w14:val="none"/>
         </w:rPr>
-        <w:t xml:space="preserve">[28:09 - 28:20] </w:t>
+        <w:t xml:space="preserve"/>
       </w:r>
       <w:r>
         <w:rPr>
@@ -10519,7 +10519,7 @@
           <w:lang w:eastAsia="ja-JP"/>
           <w14:ligatures w14:val="none"/>
         </w:rPr>
-        <w:t xml:space="preserve">[28:21 - 28:32] </w:t>
+        <w:t xml:space="preserve"/>
       </w:r>
       <w:r>
         <w:rPr>
@@ -10557,7 +10557,7 @@
           <w:lang w:eastAsia="ja-JP"/>
           <w14:ligatures w14:val="none"/>
         </w:rPr>
-        <w:t xml:space="preserve">[28:32 - 28:42] </w:t>
+        <w:t xml:space="preserve"/>
       </w:r>
       <w:r>
         <w:rPr>
@@ -10639,7 +10639,7 @@
           <w:lang w:eastAsia="ja-JP"/>
           <w14:ligatures w14:val="none"/>
         </w:rPr>
-        <w:t xml:space="preserve">[28:43 - 28:46] </w:t>
+        <w:t xml:space="preserve"/>
       </w:r>
       <w:r>
         <w:rPr>
@@ -10721,7 +10721,7 @@
           <w:lang w:eastAsia="ja-JP"/>
           <w14:ligatures w14:val="none"/>
         </w:rPr>
-        <w:t xml:space="preserve">[28:47 - 28:49] </w:t>
+        <w:t xml:space="preserve"/>
       </w:r>
       <w:r>
         <w:rPr>
@@ -10803,7 +10803,7 @@
           <w:lang w:eastAsia="ja-JP"/>
           <w14:ligatures w14:val="none"/>
         </w:rPr>
-        <w:t xml:space="preserve">[28:50 - 28:58] </w:t>
+        <w:t xml:space="preserve"/>
       </w:r>
       <w:r>
         <w:rPr>
@@ -10886,7 +10886,7 @@
           <w:lang w:eastAsia="ja-JP"/>
           <w14:ligatures w14:val="none"/>
         </w:rPr>
-        <w:t xml:space="preserve">[28:59 - 29:12] </w:t>
+        <w:t xml:space="preserve"/>
       </w:r>
       <w:r>
         <w:rPr>
@@ -10924,7 +10924,7 @@
           <w:lang w:eastAsia="ja-JP"/>
           <w14:ligatures w14:val="none"/>
         </w:rPr>
-        <w:t xml:space="preserve">[29:13 - 29:25] </w:t>
+        <w:t xml:space="preserve"/>
       </w:r>
       <w:r>
         <w:rPr>
@@ -10962,7 +10962,7 @@
           <w:lang w:eastAsia="ja-JP"/>
           <w14:ligatures w14:val="none"/>
         </w:rPr>
-        <w:t xml:space="preserve">[29:25 - 29:37] </w:t>
+        <w:t xml:space="preserve"/>
       </w:r>
       <w:r>
         <w:rPr>
@@ -11000,7 +11000,7 @@
           <w:lang w:eastAsia="ja-JP"/>
           <w14:ligatures w14:val="none"/>
         </w:rPr>
-        <w:t xml:space="preserve">[29:37 - 29:49] </w:t>
+        <w:t xml:space="preserve"/>
       </w:r>
       <w:r>
         <w:rPr>
@@ -11038,7 +11038,7 @@
           <w:lang w:eastAsia="ja-JP"/>
           <w14:ligatures w14:val="none"/>
         </w:rPr>
-        <w:t xml:space="preserve">[29:49 - 29:57] </w:t>
+        <w:t xml:space="preserve"/>
       </w:r>
       <w:r>
         <w:rPr>
@@ -11120,7 +11120,7 @@
           <w:lang w:eastAsia="ja-JP"/>
           <w14:ligatures w14:val="none"/>
         </w:rPr>
-        <w:t xml:space="preserve">[29:57 - 30:09] </w:t>
+        <w:t xml:space="preserve"/>
       </w:r>
       <w:r>
         <w:rPr>
@@ -11158,7 +11158,7 @@
           <w:lang w:eastAsia="ja-JP"/>
           <w14:ligatures w14:val="none"/>
         </w:rPr>
-        <w:t xml:space="preserve">[30:09 - 30:11] </w:t>
+        <w:t xml:space="preserve"/>
       </w:r>
       <w:r>
         <w:rPr>
@@ -11240,7 +11240,7 @@
           <w:lang w:eastAsia="ja-JP"/>
           <w14:ligatures w14:val="none"/>
         </w:rPr>
-        <w:t xml:space="preserve">[30:11 - 30:22] </w:t>
+        <w:t xml:space="preserve"/>
       </w:r>
       <w:r>
         <w:rPr>
@@ -11278,7 +11278,7 @@
           <w:lang w:eastAsia="ja-JP"/>
           <w14:ligatures w14:val="none"/>
         </w:rPr>
-        <w:t xml:space="preserve">[30:24 - 30:36] </w:t>
+        <w:t xml:space="preserve"/>
       </w:r>
       <w:r>
         <w:rPr>
@@ -11316,7 +11316,7 @@
           <w:lang w:eastAsia="ja-JP"/>
           <w14:ligatures w14:val="none"/>
         </w:rPr>
-        <w:t xml:space="preserve">[30:36 - 30:47] </w:t>
+        <w:t xml:space="preserve"/>
       </w:r>
       <w:r>
         <w:rPr>
@@ -11354,7 +11354,7 @@
           <w:lang w:eastAsia="ja-JP"/>
           <w14:ligatures w14:val="none"/>
         </w:rPr>
-        <w:t xml:space="preserve">[30:47 - 30:59] </w:t>
+        <w:t xml:space="preserve"/>
       </w:r>
       <w:r>
         <w:rPr>
@@ -11392,7 +11392,7 @@
           <w:lang w:eastAsia="ja-JP"/>
           <w14:ligatures w14:val="none"/>
         </w:rPr>
-        <w:t xml:space="preserve">[30:59 - 31:11] </w:t>
+        <w:t xml:space="preserve"/>
       </w:r>
       <w:r>
         <w:rPr>
@@ -11430,7 +11430,7 @@
           <w:lang w:eastAsia="ja-JP"/>
           <w14:ligatures w14:val="none"/>
         </w:rPr>
-        <w:t xml:space="preserve">[31:11 - 31:23] </w:t>
+        <w:t xml:space="preserve"/>
       </w:r>
       <w:r>
         <w:rPr>
@@ -11469,7 +11469,7 @@
           <w14:ligatures w14:val="none"/>
         </w:rPr>
         <w:lastRenderedPageBreak/>
-        <w:t xml:space="preserve">[31:24 - 31:37] </w:t>
+        <w:t xml:space="preserve"/>
       </w:r>
       <w:r>
         <w:rPr>
@@ -11507,7 +11507,7 @@
           <w:lang w:eastAsia="ja-JP"/>
           <w14:ligatures w14:val="none"/>
         </w:rPr>
-        <w:t xml:space="preserve">[31:37 - 31:50] </w:t>
+        <w:t xml:space="preserve"/>
       </w:r>
       <w:r>
         <w:rPr>
@@ -11545,7 +11545,7 @@
           <w:lang w:eastAsia="ja-JP"/>
           <w14:ligatures w14:val="none"/>
         </w:rPr>
-        <w:t xml:space="preserve">[31:50 - 32:00] </w:t>
+        <w:t xml:space="preserve"/>
       </w:r>
       <w:r>
         <w:rPr>
@@ -11583,7 +11583,7 @@
           <w:lang w:eastAsia="ja-JP"/>
           <w14:ligatures w14:val="none"/>
         </w:rPr>
-        <w:t xml:space="preserve">[32:00 - 32:12] </w:t>
+        <w:t xml:space="preserve"/>
       </w:r>
       <w:r>
         <w:rPr>
@@ -11621,7 +11621,7 @@
           <w:lang w:eastAsia="ja-JP"/>
           <w14:ligatures w14:val="none"/>
         </w:rPr>
-        <w:t xml:space="preserve">[32:12 - 32:24] </w:t>
+        <w:t xml:space="preserve"/>
       </w:r>
       <w:r>
         <w:rPr>
@@ -11659,7 +11659,7 @@
           <w:lang w:eastAsia="ja-JP"/>
           <w14:ligatures w14:val="none"/>
         </w:rPr>
-        <w:t xml:space="preserve">[32:25 - 32:37] </w:t>
+        <w:t xml:space="preserve"/>
       </w:r>
       <w:r>
         <w:rPr>
@@ -11697,7 +11697,7 @@
           <w:lang w:eastAsia="ja-JP"/>
           <w14:ligatures w14:val="none"/>
         </w:rPr>
-        <w:t xml:space="preserve">[32:37 - 32:49] </w:t>
+        <w:t xml:space="preserve"/>
       </w:r>
       <w:r>
         <w:rPr>
@@ -11779,7 +11779,7 @@
           <w:lang w:eastAsia="ja-JP"/>
           <w14:ligatures w14:val="none"/>
         </w:rPr>
-        <w:t xml:space="preserve">[32:50 - 32:53] </w:t>
+        <w:t xml:space="preserve"/>
       </w:r>
       <w:r>
         <w:rPr>
@@ -11861,7 +11861,7 @@
           <w:lang w:eastAsia="ja-JP"/>
           <w14:ligatures w14:val="none"/>
         </w:rPr>
-        <w:t xml:space="preserve">[32:53 - 33:06] </w:t>
+        <w:t xml:space="preserve"/>
       </w:r>
       <w:r>
         <w:rPr>
@@ -11899,7 +11899,7 @@
           <w:lang w:eastAsia="ja-JP"/>
           <w14:ligatures w14:val="none"/>
         </w:rPr>
-        <w:t xml:space="preserve">[33:06 - 33:09] </w:t>
+        <w:t xml:space="preserve"/>
       </w:r>
       <w:r>
         <w:rPr>
@@ -11981,7 +11981,7 @@
           <w:lang w:eastAsia="ja-JP"/>
           <w14:ligatures w14:val="none"/>
         </w:rPr>
-        <w:t xml:space="preserve">[33:09 - 33:13] </w:t>
+        <w:t xml:space="preserve"/>
       </w:r>
       <w:r>
         <w:rPr>
@@ -12064,7 +12064,7 @@
           <w14:ligatures w14:val="none"/>
         </w:rPr>
         <w:lastRenderedPageBreak/>
-        <w:t xml:space="preserve">[33:14 - 33:15] </w:t>
+        <w:t xml:space="preserve"/>
       </w:r>
       <w:r>
         <w:rPr>
@@ -12146,7 +12146,7 @@
           <w:lang w:eastAsia="ja-JP"/>
           <w14:ligatures w14:val="none"/>
         </w:rPr>
-        <w:t xml:space="preserve">[33:15 - 34:11] </w:t>
+        <w:t xml:space="preserve"/>
       </w:r>
       <w:r>
         <w:rPr>
@@ -12184,7 +12184,7 @@
           <w:lang w:eastAsia="ja-JP"/>
           <w14:ligatures w14:val="none"/>
         </w:rPr>
-        <w:t xml:space="preserve">[34:11 - 34:12] </w:t>
+        <w:t xml:space="preserve"/>
       </w:r>
       <w:r>
         <w:rPr>
@@ -12266,7 +12266,7 @@
           <w:lang w:eastAsia="ja-JP"/>
           <w14:ligatures w14:val="none"/>
         </w:rPr>
-        <w:t xml:space="preserve">[34:14 - 34:20] </w:t>
+        <w:t xml:space="preserve"/>
       </w:r>
       <w:r>
         <w:rPr>
@@ -12348,7 +12348,7 @@
           <w:lang w:eastAsia="ja-JP"/>
           <w14:ligatures w14:val="none"/>
         </w:rPr>
-        <w:t xml:space="preserve">[34:20 - 34:21] </w:t>
+        <w:t xml:space="preserve"/>
       </w:r>
       <w:r>
         <w:rPr>
@@ -12430,7 +12430,7 @@
           <w:lang w:eastAsia="ja-JP"/>
           <w14:ligatures w14:val="none"/>
         </w:rPr>
-        <w:t xml:space="preserve">[34:21 - 34:23] </w:t>
+        <w:t xml:space="preserve"/>
       </w:r>
       <w:r>
         <w:rPr>
@@ -12514,7 +12514,7 @@
           <w:lang w:eastAsia="ja-JP"/>
           <w14:ligatures w14:val="none"/>
         </w:rPr>
-        <w:t xml:space="preserve">[34:23 - 34:32] </w:t>
+        <w:t xml:space="preserve"/>
       </w:r>
       <w:r>
         <w:rPr>
@@ -12596,7 +12596,7 @@
           <w:lang w:eastAsia="ja-JP"/>
           <w14:ligatures w14:val="none"/>
         </w:rPr>
-        <w:t xml:space="preserve">[34:33 - 34:45] </w:t>
+        <w:t xml:space="preserve"/>
       </w:r>
       <w:r>
         <w:rPr>
@@ -12634,7 +12634,7 @@
           <w:lang w:eastAsia="ja-JP"/>
           <w14:ligatures w14:val="none"/>
         </w:rPr>
-        <w:t xml:space="preserve">[34:45 - 34:57] </w:t>
+        <w:t xml:space="preserve"/>
       </w:r>
       <w:r>
         <w:rPr>
@@ -12672,7 +12672,7 @@
           <w:lang w:eastAsia="ja-JP"/>
           <w14:ligatures w14:val="none"/>
         </w:rPr>
-        <w:t xml:space="preserve">[34:57 - 35:09] </w:t>
+        <w:t xml:space="preserve"/>
       </w:r>
       <w:r>
         <w:rPr>
@@ -12710,7 +12710,7 @@
           <w:lang w:eastAsia="ja-JP"/>
           <w14:ligatures w14:val="none"/>
         </w:rPr>
-        <w:t xml:space="preserve">[35:09 - 35:21] </w:t>
+        <w:t xml:space="preserve"/>
       </w:r>
       <w:r>
         <w:rPr>
@@ -12749,7 +12749,7 @@
           <w14:ligatures w14:val="none"/>
         </w:rPr>
         <w:lastRenderedPageBreak/>
-        <w:t xml:space="preserve">[35:21 - 35:33] </w:t>
+        <w:t xml:space="preserve"/>
       </w:r>
       <w:r>
         <w:rPr>
@@ -12787,7 +12787,7 @@
           <w:lang w:eastAsia="ja-JP"/>
           <w14:ligatures w14:val="none"/>
         </w:rPr>
-        <w:t xml:space="preserve">[35:33 - 35:44] </w:t>
+        <w:t xml:space="preserve"/>
       </w:r>
       <w:r>
         <w:rPr>
@@ -12825,7 +12825,7 @@
           <w:lang w:eastAsia="ja-JP"/>
           <w14:ligatures w14:val="none"/>
         </w:rPr>
-        <w:t xml:space="preserve">[35:44 - 35:54] </w:t>
+        <w:t xml:space="preserve"/>
       </w:r>
       <w:r>
         <w:rPr>
@@ -12907,7 +12907,7 @@
           <w:lang w:eastAsia="ja-JP"/>
           <w14:ligatures w14:val="none"/>
         </w:rPr>
-        <w:t xml:space="preserve">[35:55 - 35:58] </w:t>
+        <w:t xml:space="preserve"/>
       </w:r>
       <w:r>
         <w:rPr>
@@ -12989,7 +12989,7 @@
           <w:lang w:eastAsia="ja-JP"/>
           <w14:ligatures w14:val="none"/>
         </w:rPr>
-        <w:t xml:space="preserve">[35:59 - 36:11] </w:t>
+        <w:t xml:space="preserve"/>
       </w:r>
       <w:r>
         <w:rPr>
@@ -13027,7 +13027,7 @@
           <w:lang w:eastAsia="ja-JP"/>
           <w14:ligatures w14:val="none"/>
         </w:rPr>
-        <w:t xml:space="preserve">[36:11 - 36:23] </w:t>
+        <w:t xml:space="preserve"/>
       </w:r>
       <w:r>
         <w:rPr>
@@ -13065,7 +13065,7 @@
           <w:lang w:eastAsia="ja-JP"/>
           <w14:ligatures w14:val="none"/>
         </w:rPr>
-        <w:t xml:space="preserve">[36:23 - 36:35] </w:t>
+        <w:t xml:space="preserve"/>
       </w:r>
       <w:r>
         <w:rPr>
@@ -13103,7 +13103,7 @@
           <w:lang w:eastAsia="ja-JP"/>
           <w14:ligatures w14:val="none"/>
         </w:rPr>
-        <w:t xml:space="preserve">[36:35 - 36:47] </w:t>
+        <w:t xml:space="preserve"/>
       </w:r>
       <w:r>
         <w:rPr>
@@ -13185,7 +13185,7 @@
           <w:lang w:eastAsia="ja-JP"/>
           <w14:ligatures w14:val="none"/>
         </w:rPr>
-        <w:t xml:space="preserve">[36:47 - 36:48] </w:t>
+        <w:t xml:space="preserve"/>
       </w:r>
       <w:r>
         <w:rPr>
@@ -13267,7 +13267,7 @@
           <w:lang w:eastAsia="ja-JP"/>
           <w14:ligatures w14:val="none"/>
         </w:rPr>
-        <w:t xml:space="preserve">[36:48 - 37:01] </w:t>
+        <w:t xml:space="preserve"/>
       </w:r>
       <w:r>
         <w:rPr>
@@ -13305,7 +13305,7 @@
           <w:lang w:eastAsia="ja-JP"/>
           <w14:ligatures w14:val="none"/>
         </w:rPr>
-        <w:t xml:space="preserve">[37:01 - 37:13] </w:t>
+        <w:t xml:space="preserve"/>
       </w:r>
       <w:r>
         <w:rPr>
@@ -13344,7 +13344,7 @@
           <w14:ligatures w14:val="none"/>
         </w:rPr>
         <w:lastRenderedPageBreak/>
-        <w:t xml:space="preserve">[37:13 - 37:23] </w:t>
+        <w:t xml:space="preserve"/>
       </w:r>
       <w:r>
         <w:rPr>
@@ -13426,7 +13426,7 @@
           <w:lang w:eastAsia="ja-JP"/>
           <w14:ligatures w14:val="none"/>
         </w:rPr>
-        <w:t xml:space="preserve">[37:23 - 37:36] </w:t>
+        <w:t xml:space="preserve"/>
       </w:r>
       <w:r>
         <w:rPr>
@@ -13464,7 +13464,7 @@
           <w:lang w:eastAsia="ja-JP"/>
           <w14:ligatures w14:val="none"/>
         </w:rPr>
-        <w:t xml:space="preserve">[37:36 - 37:43] </w:t>
+        <w:t xml:space="preserve"/>
       </w:r>
       <w:r>
         <w:rPr>
@@ -13546,7 +13546,7 @@
           <w:lang w:eastAsia="ja-JP"/>
           <w14:ligatures w14:val="none"/>
         </w:rPr>
-        <w:t xml:space="preserve">[37:48 - 37:58] </w:t>
+        <w:t xml:space="preserve"/>
       </w:r>
       <w:r>
         <w:rPr>
@@ -13584,7 +13584,7 @@
           <w:lang w:eastAsia="ja-JP"/>
           <w14:ligatures w14:val="none"/>
         </w:rPr>
-        <w:t xml:space="preserve">[37:59 - 38:11] </w:t>
+        <w:t xml:space="preserve"/>
       </w:r>
       <w:r>
         <w:rPr>
@@ -13622,7 +13622,7 @@
           <w:lang w:eastAsia="ja-JP"/>
           <w14:ligatures w14:val="none"/>
         </w:rPr>
-        <w:t xml:space="preserve">[38:11 - 38:24] </w:t>
+        <w:t xml:space="preserve"/>
       </w:r>
       <w:r>
         <w:rPr>
@@ -13660,7 +13660,7 @@
           <w:lang w:eastAsia="ja-JP"/>
           <w14:ligatures w14:val="none"/>
         </w:rPr>
-        <w:t xml:space="preserve">[38:24 - 38:35] </w:t>
+        <w:t xml:space="preserve"/>
       </w:r>
       <w:r>
         <w:rPr>
@@ -13698,7 +13698,7 @@
           <w:lang w:eastAsia="ja-JP"/>
           <w14:ligatures w14:val="none"/>
         </w:rPr>
-        <w:t xml:space="preserve">[38:35 - 38:47] </w:t>
+        <w:t xml:space="preserve"/>
       </w:r>
       <w:r>
         <w:rPr>
@@ -13736,7 +13736,7 @@
           <w:lang w:eastAsia="ja-JP"/>
           <w14:ligatures w14:val="none"/>
         </w:rPr>
-        <w:t xml:space="preserve">[38:48 - 38:59] </w:t>
+        <w:t xml:space="preserve"/>
       </w:r>
       <w:r>
         <w:rPr>
@@ -13774,7 +13774,7 @@
           <w:lang w:eastAsia="ja-JP"/>
           <w14:ligatures w14:val="none"/>
         </w:rPr>
-        <w:t xml:space="preserve">[38:59 - 39:06] </w:t>
+        <w:t xml:space="preserve"/>
       </w:r>
       <w:r>
         <w:rPr>
@@ -13856,7 +13856,7 @@
           <w:lang w:eastAsia="ja-JP"/>
           <w14:ligatures w14:val="none"/>
         </w:rPr>
-        <w:t xml:space="preserve">[39:06 - 39:19] </w:t>
+        <w:t xml:space="preserve"/>
       </w:r>
       <w:r>
         <w:rPr>
@@ -13895,7 +13895,7 @@
           <w14:ligatures w14:val="none"/>
         </w:rPr>
         <w:lastRenderedPageBreak/>
-        <w:t xml:space="preserve">[39:19 - 39:21] </w:t>
+        <w:t xml:space="preserve"/>
       </w:r>
       <w:r>
         <w:rPr>
@@ -13977,7 +13977,7 @@
           <w:lang w:eastAsia="ja-JP"/>
           <w14:ligatures w14:val="none"/>
         </w:rPr>
-        <w:t xml:space="preserve">[39:23 - 39:34] </w:t>
+        <w:t xml:space="preserve"/>
       </w:r>
       <w:r>
         <w:rPr>
@@ -14015,7 +14015,7 @@
           <w:lang w:eastAsia="ja-JP"/>
           <w14:ligatures w14:val="none"/>
         </w:rPr>
-        <w:t xml:space="preserve">[39:35 - 39:48] </w:t>
+        <w:t xml:space="preserve"/>
       </w:r>
       <w:r>
         <w:rPr>
@@ -14053,7 +14053,7 @@
           <w:lang w:eastAsia="ja-JP"/>
           <w14:ligatures w14:val="none"/>
         </w:rPr>
-        <w:t xml:space="preserve">[39:48 - 40:00] </w:t>
+        <w:t xml:space="preserve"/>
       </w:r>
       <w:r>
         <w:rPr>
@@ -14091,7 +14091,7 @@
           <w:lang w:eastAsia="ja-JP"/>
           <w14:ligatures w14:val="none"/>
         </w:rPr>
-        <w:t xml:space="preserve">[40:00 - 40:10] </w:t>
+        <w:t xml:space="preserve"/>
       </w:r>
       <w:r>
         <w:rPr>
@@ -14129,7 +14129,7 @@
           <w:lang w:eastAsia="ja-JP"/>
           <w14:ligatures w14:val="none"/>
         </w:rPr>
-        <w:t xml:space="preserve">[40:12 - 40:24] </w:t>
+        <w:t xml:space="preserve"/>
       </w:r>
       <w:r>
         <w:rPr>
@@ -14167,7 +14167,7 @@
           <w:lang w:eastAsia="ja-JP"/>
           <w14:ligatures w14:val="none"/>
         </w:rPr>
-        <w:t xml:space="preserve">[40:24 - 40:35] </w:t>
+        <w:t xml:space="preserve"/>
       </w:r>
       <w:r>
         <w:rPr>
@@ -14205,7 +14205,7 @@
           <w:lang w:eastAsia="ja-JP"/>
           <w14:ligatures w14:val="none"/>
         </w:rPr>
-        <w:t xml:space="preserve">[40:36 - 40:49] </w:t>
+        <w:t xml:space="preserve"/>
       </w:r>
       <w:r>
         <w:rPr>
@@ -14243,7 +14243,7 @@
           <w:lang w:eastAsia="ja-JP"/>
           <w14:ligatures w14:val="none"/>
         </w:rPr>
-        <w:t xml:space="preserve">[40:49 - 41:01] </w:t>
+        <w:t xml:space="preserve"/>
       </w:r>
       <w:r>
         <w:rPr>
@@ -14281,7 +14281,7 @@
           <w:lang w:eastAsia="ja-JP"/>
           <w14:ligatures w14:val="none"/>
         </w:rPr>
-        <w:t xml:space="preserve">[41:01 - 41:11] </w:t>
+        <w:t xml:space="preserve"/>
       </w:r>
       <w:r>
         <w:rPr>
@@ -14319,7 +14319,7 @@
           <w:lang w:eastAsia="ja-JP"/>
           <w14:ligatures w14:val="none"/>
         </w:rPr>
-        <w:t xml:space="preserve">[41:12 - 41:23] </w:t>
+        <w:t xml:space="preserve"/>
       </w:r>
       <w:r>
         <w:rPr>
@@ -14357,7 +14357,7 @@
           <w:lang w:eastAsia="ja-JP"/>
           <w14:ligatures w14:val="none"/>
         </w:rPr>
-        <w:t xml:space="preserve">[41:23 - 41:36] </w:t>
+        <w:t xml:space="preserve"/>
       </w:r>
       <w:r>
         <w:rPr>
@@ -14395,7 +14395,7 @@
           <w:lang w:eastAsia="ja-JP"/>
           <w14:ligatures w14:val="none"/>
         </w:rPr>
-        <w:t xml:space="preserve">[41:36 - 41:48] </w:t>
+        <w:t xml:space="preserve"/>
       </w:r>
       <w:r>
         <w:rPr>
@@ -14433,7 +14433,7 @@
           <w:lang w:eastAsia="ja-JP"/>
           <w14:ligatures w14:val="none"/>
         </w:rPr>
-        <w:t xml:space="preserve">[41:48 - 41:53] </w:t>
+        <w:t xml:space="preserve"/>
       </w:r>
       <w:r>
         <w:rPr>
@@ -14516,7 +14516,7 @@
           <w:lang w:eastAsia="ja-JP"/>
           <w14:ligatures w14:val="none"/>
         </w:rPr>
-        <w:t xml:space="preserve">[41:53 - 42:06] </w:t>
+        <w:t xml:space="preserve"/>
       </w:r>
       <w:r>
         <w:rPr>
@@ -14554,7 +14554,7 @@
           <w:lang w:eastAsia="ja-JP"/>
           <w14:ligatures w14:val="none"/>
         </w:rPr>
-        <w:t xml:space="preserve">[42:06 - 42:16] </w:t>
+        <w:t xml:space="preserve"/>
       </w:r>
       <w:r>
         <w:rPr>
@@ -14636,7 +14636,7 @@
           <w:lang w:eastAsia="ja-JP"/>
           <w14:ligatures w14:val="none"/>
         </w:rPr>
-        <w:t xml:space="preserve">[42:16 - 42:28] </w:t>
+        <w:t xml:space="preserve"/>
       </w:r>
       <w:r>
         <w:rPr>
@@ -14674,7 +14674,7 @@
           <w:lang w:eastAsia="ja-JP"/>
           <w14:ligatures w14:val="none"/>
         </w:rPr>
-        <w:t xml:space="preserve">[42:28 - 42:37] </w:t>
+        <w:t xml:space="preserve"/>
       </w:r>
       <w:r>
         <w:rPr>
@@ -14712,7 +14712,7 @@
           <w:lang w:eastAsia="ja-JP"/>
           <w14:ligatures w14:val="none"/>
         </w:rPr>
-        <w:t xml:space="preserve">[42:39 - 42:50] </w:t>
+        <w:t xml:space="preserve"/>
       </w:r>
       <w:r>
         <w:rPr>
@@ -14750,7 +14750,7 @@
           <w:lang w:eastAsia="ja-JP"/>
           <w14:ligatures w14:val="none"/>
         </w:rPr>
-        <w:t xml:space="preserve">[42:52 - 42:58] </w:t>
+        <w:t xml:space="preserve"/>
       </w:r>
       <w:r>
         <w:rPr>
@@ -14832,7 +14832,7 @@
           <w:lang w:eastAsia="ja-JP"/>
           <w14:ligatures w14:val="none"/>
         </w:rPr>
-        <w:t xml:space="preserve">[42:58 - 43:08] </w:t>
+        <w:t xml:space="preserve"/>
       </w:r>
       <w:r>
         <w:rPr>
@@ -14914,7 +14914,7 @@
           <w:lang w:eastAsia="ja-JP"/>
           <w14:ligatures w14:val="none"/>
         </w:rPr>
-        <w:t xml:space="preserve">[43:09 - 43:10] </w:t>
+        <w:t xml:space="preserve"/>
       </w:r>
       <w:r>
         <w:rPr>
@@ -14996,7 +14996,7 @@
           <w:lang w:eastAsia="ja-JP"/>
           <w14:ligatures w14:val="none"/>
         </w:rPr>
-        <w:t xml:space="preserve">[43:11 - 43:12] </w:t>
+        <w:t xml:space="preserve"/>
       </w:r>
       <w:r>
         <w:rPr>
@@ -15078,7 +15078,7 @@
           <w:lang w:eastAsia="ja-JP"/>
           <w14:ligatures w14:val="none"/>
         </w:rPr>
-        <w:t xml:space="preserve">[43:12 - 43:22] </w:t>
+        <w:t xml:space="preserve"/>
       </w:r>
       <w:r>
         <w:rPr>
@@ -15116,7 +15116,7 @@
           <w:lang w:eastAsia="ja-JP"/>
           <w14:ligatures w14:val="none"/>
         </w:rPr>
-        <w:t xml:space="preserve">[43:24 - 43:36] </w:t>
+        <w:t xml:space="preserve"/>
       </w:r>
       <w:r>
         <w:rPr>
@@ -15154,7 +15154,7 @@
           <w:lang w:eastAsia="ja-JP"/>
           <w14:ligatures w14:val="none"/>
         </w:rPr>
-        <w:t xml:space="preserve">[43:37 - 43:40] </w:t>
+        <w:t xml:space="preserve"/>
       </w:r>
       <w:r>
         <w:rPr>
@@ -15236,7 +15236,7 @@
           <w:lang w:eastAsia="ja-JP"/>
           <w14:ligatures w14:val="none"/>
         </w:rPr>
-        <w:t xml:space="preserve">[43:41 - 43:42] </w:t>
+        <w:t xml:space="preserve"/>
       </w:r>
       <w:r>
         <w:rPr>
@@ -15318,7 +15318,7 @@
           <w:lang w:eastAsia="ja-JP"/>
           <w14:ligatures w14:val="none"/>
         </w:rPr>
-        <w:t xml:space="preserve">[43:43 - 43:54] </w:t>
+        <w:t xml:space="preserve"/>
       </w:r>
       <w:r>
         <w:rPr>
@@ -15356,7 +15356,7 @@
           <w:lang w:eastAsia="ja-JP"/>
           <w14:ligatures w14:val="none"/>
         </w:rPr>
-        <w:t xml:space="preserve">[43:57 - 44:09] </w:t>
+        <w:t xml:space="preserve"/>
       </w:r>
       <w:r>
         <w:rPr>
@@ -15394,7 +15394,7 @@
           <w:lang w:eastAsia="ja-JP"/>
           <w14:ligatures w14:val="none"/>
         </w:rPr>
-        <w:t xml:space="preserve">[44:09 - 44:22] </w:t>
+        <w:t xml:space="preserve"/>
       </w:r>
       <w:r>
         <w:rPr>
@@ -15432,7 +15432,7 @@
           <w:lang w:eastAsia="ja-JP"/>
           <w14:ligatures w14:val="none"/>
         </w:rPr>
-        <w:t xml:space="preserve">[44:22 - 44:34] </w:t>
+        <w:t xml:space="preserve"/>
       </w:r>
       <w:r>
         <w:rPr>
@@ -15470,7 +15470,7 @@
           <w:lang w:eastAsia="ja-JP"/>
           <w14:ligatures w14:val="none"/>
         </w:rPr>
-        <w:t xml:space="preserve">[44:34 - 44:44] </w:t>
+        <w:t xml:space="preserve"/>
       </w:r>
       <w:r>
         <w:rPr>
@@ -15508,7 +15508,7 @@
           <w:lang w:eastAsia="ja-JP"/>
           <w14:ligatures w14:val="none"/>
         </w:rPr>
-        <w:t xml:space="preserve">[44:44 - 44:57] </w:t>
+        <w:t xml:space="preserve"/>
       </w:r>
       <w:r>
         <w:rPr>
@@ -15546,7 +15546,7 @@
           <w:lang w:eastAsia="ja-JP"/>
           <w14:ligatures w14:val="none"/>
         </w:rPr>
-        <w:t xml:space="preserve">[44:57 - 45:09] </w:t>
+        <w:t xml:space="preserve"/>
       </w:r>
       <w:r>
         <w:rPr>
@@ -15584,7 +15584,7 @@
           <w:lang w:eastAsia="ja-JP"/>
           <w14:ligatures w14:val="none"/>
         </w:rPr>
-        <w:t xml:space="preserve">[45:10 - 45:18] </w:t>
+        <w:t xml:space="preserve"/>
       </w:r>
       <w:r>
         <w:rPr>
@@ -15622,7 +15622,7 @@
           <w:lang w:eastAsia="ja-JP"/>
           <w14:ligatures w14:val="none"/>
         </w:rPr>
-        <w:t xml:space="preserve">[45:21 - 45:33] </w:t>
+        <w:t xml:space="preserve"/>
       </w:r>
       <w:r>
         <w:rPr>
@@ -15660,7 +15660,7 @@
           <w:lang w:eastAsia="ja-JP"/>
           <w14:ligatures w14:val="none"/>
         </w:rPr>
-        <w:t xml:space="preserve">[45:33 - 45:46] </w:t>
+        <w:t xml:space="preserve"/>
       </w:r>
       <w:r>
         <w:rPr>
@@ -15742,7 +15742,7 @@
           <w:lang w:eastAsia="ja-JP"/>
           <w14:ligatures w14:val="none"/>
         </w:rPr>
-        <w:t xml:space="preserve">[45:47 - 45:51] </w:t>
+        <w:t xml:space="preserve"/>
       </w:r>
       <w:r>
         <w:rPr>
@@ -15825,7 +15825,7 @@
           <w:lang w:eastAsia="ja-JP"/>
           <w14:ligatures w14:val="none"/>
         </w:rPr>
-        <w:t xml:space="preserve">[45:51 - 45:54] </w:t>
+        <w:t xml:space="preserve"/>
       </w:r>
       <w:r>
         <w:rPr>
@@ -15907,7 +15907,7 @@
           <w:lang w:eastAsia="ja-JP"/>
           <w14:ligatures w14:val="none"/>
         </w:rPr>
-        <w:t xml:space="preserve">[45:54 - 46:06] </w:t>
+        <w:t xml:space="preserve"/>
       </w:r>
       <w:r>
         <w:rPr>
@@ -15945,7 +15945,7 @@
           <w:lang w:eastAsia="ja-JP"/>
           <w14:ligatures w14:val="none"/>
         </w:rPr>
-        <w:t xml:space="preserve">[46:06 - 46:11] </w:t>
+        <w:t xml:space="preserve"/>
       </w:r>
       <w:r>
         <w:rPr>
@@ -16027,7 +16027,7 @@
           <w:lang w:eastAsia="ja-JP"/>
           <w14:ligatures w14:val="none"/>
         </w:rPr>
-        <w:t xml:space="preserve">[46:15 - 46:24] </w:t>
+        <w:t xml:space="preserve"/>
       </w:r>
       <w:r>
         <w:rPr>
@@ -16065,7 +16065,7 @@
           <w:lang w:eastAsia="ja-JP"/>
           <w14:ligatures w14:val="none"/>
         </w:rPr>
-        <w:t xml:space="preserve">[46:27 - 46:36] </w:t>
+        <w:t xml:space="preserve"/>
       </w:r>
       <w:r>
         <w:rPr>
@@ -16147,7 +16147,7 @@
           <w:lang w:eastAsia="ja-JP"/>
           <w14:ligatures w14:val="none"/>
         </w:rPr>
-        <w:t xml:space="preserve">[46:38 - 46:41] </w:t>
+        <w:t xml:space="preserve"/>
       </w:r>
       <w:r>
         <w:rPr>
@@ -16229,7 +16229,7 @@
           <w:lang w:eastAsia="ja-JP"/>
           <w14:ligatures w14:val="none"/>
         </w:rPr>
-        <w:t xml:space="preserve">[46:41 - 46:54] </w:t>
+        <w:t xml:space="preserve"/>
       </w:r>
       <w:r>
         <w:rPr>
@@ -16267,7 +16267,7 @@
           <w:lang w:eastAsia="ja-JP"/>
           <w14:ligatures w14:val="none"/>
         </w:rPr>
-        <w:t xml:space="preserve">[46:54 - 47:07] </w:t>
+        <w:t xml:space="preserve"/>
       </w:r>
       <w:r>
         <w:rPr>
@@ -16305,7 +16305,7 @@
           <w:lang w:eastAsia="ja-JP"/>
           <w14:ligatures w14:val="none"/>
         </w:rPr>
-        <w:t xml:space="preserve">[47:07 - 47:17] </w:t>
+        <w:t xml:space="preserve"/>
       </w:r>
       <w:r>
         <w:rPr>
@@ -16343,7 +16343,7 @@
           <w:lang w:eastAsia="ja-JP"/>
           <w14:ligatures w14:val="none"/>
         </w:rPr>
-        <w:t xml:space="preserve">[47:18 - 47:23] </w:t>
+        <w:t xml:space="preserve"/>
       </w:r>
       <w:r>
         <w:rPr>
@@ -16425,7 +16425,7 @@
           <w:lang w:eastAsia="ja-JP"/>
           <w14:ligatures w14:val="none"/>
         </w:rPr>
-        <w:t xml:space="preserve">[47:24 - 47:27] </w:t>
+        <w:t xml:space="preserve"/>
       </w:r>
       <w:r>
         <w:rPr>
@@ -16508,7 +16508,7 @@
           <w:lang w:eastAsia="ja-JP"/>
           <w14:ligatures w14:val="none"/>
         </w:rPr>
-        <w:t xml:space="preserve">[47:27 - 47:29] </w:t>
+        <w:t xml:space="preserve"/>
       </w:r>
       <w:r>
         <w:rPr>
@@ -16590,7 +16590,7 @@
           <w:lang w:eastAsia="ja-JP"/>
           <w14:ligatures w14:val="none"/>
         </w:rPr>
-        <w:t xml:space="preserve">[47:30 - 47:39] </w:t>
+        <w:t xml:space="preserve"/>
       </w:r>
       <w:r>
         <w:rPr>
@@ -16672,7 +16672,7 @@
           <w:lang w:eastAsia="ja-JP"/>
           <w14:ligatures w14:val="none"/>
         </w:rPr>
-        <w:t xml:space="preserve">[47:40 - 47:51] </w:t>
+        <w:t xml:space="preserve"/>
       </w:r>
       <w:r>
         <w:rPr>
@@ -16710,7 +16710,7 @@
           <w:lang w:eastAsia="ja-JP"/>
           <w14:ligatures w14:val="none"/>
         </w:rPr>
-        <w:t xml:space="preserve">[47:51 - 48:00] </w:t>
+        <w:t xml:space="preserve"/>
       </w:r>
       <w:r>
         <w:rPr>
@@ -16748,7 +16748,7 @@
           <w:lang w:eastAsia="ja-JP"/>
           <w14:ligatures w14:val="none"/>
         </w:rPr>
-        <w:t xml:space="preserve">[48:03 - 48:13] </w:t>
+        <w:t xml:space="preserve"/>
       </w:r>
       <w:r>
         <w:rPr>
@@ -16786,7 +16786,7 @@
           <w:lang w:eastAsia="ja-JP"/>
           <w14:ligatures w14:val="none"/>
         </w:rPr>
-        <w:t xml:space="preserve">[48:16 - 48:29] </w:t>
+        <w:t xml:space="preserve"/>
       </w:r>
       <w:r>
         <w:rPr>
@@ -16824,7 +16824,7 @@
           <w:lang w:eastAsia="ja-JP"/>
           <w14:ligatures w14:val="none"/>
         </w:rPr>
-        <w:t xml:space="preserve">[48:29 - 48:40] </w:t>
+        <w:t xml:space="preserve"/>
       </w:r>
       <w:r>
         <w:rPr>
@@ -16862,7 +16862,7 @@
           <w:lang w:eastAsia="ja-JP"/>
           <w14:ligatures w14:val="none"/>
         </w:rPr>
-        <w:t xml:space="preserve">[48:40 - 48:49] </w:t>
+        <w:t xml:space="preserve"/>
       </w:r>
       <w:r>
         <w:rPr>
@@ -16944,7 +16944,7 @@
           <w:lang w:eastAsia="ja-JP"/>
           <w14:ligatures w14:val="none"/>
         </w:rPr>
-        <w:t xml:space="preserve">[48:51 - 49:04] </w:t>
+        <w:t xml:space="preserve"/>
       </w:r>
       <w:r>
         <w:rPr>
@@ -16982,7 +16982,7 @@
           <w:lang w:eastAsia="ja-JP"/>
           <w14:ligatures w14:val="none"/>
         </w:rPr>
-        <w:t xml:space="preserve">[49:04 - 49:16] </w:t>
+        <w:t xml:space="preserve"/>
       </w:r>
       <w:r>
         <w:rPr>
@@ -17020,7 +17020,7 @@
           <w:lang w:eastAsia="ja-JP"/>
           <w14:ligatures w14:val="none"/>
         </w:rPr>
-        <w:t xml:space="preserve">[49:16 - 49:20] </w:t>
+        <w:t xml:space="preserve"/>
       </w:r>
       <w:r>
         <w:rPr>
@@ -17103,7 +17103,7 @@
           <w14:ligatures w14:val="none"/>
         </w:rPr>
         <w:lastRenderedPageBreak/>
-        <w:t xml:space="preserve">[49:20 - 49:31] </w:t>
+        <w:t xml:space="preserve"/>
       </w:r>
       <w:r>
         <w:rPr>
@@ -17141,7 +17141,7 @@
           <w:lang w:eastAsia="ja-JP"/>
           <w14:ligatures w14:val="none"/>
         </w:rPr>
-        <w:t xml:space="preserve">[49:31 - 49:42] </w:t>
+        <w:t xml:space="preserve"/>
       </w:r>
       <w:r>
         <w:rPr>
@@ -17179,7 +17179,7 @@
           <w:lang w:eastAsia="ja-JP"/>
           <w14:ligatures w14:val="none"/>
         </w:rPr>
-        <w:t xml:space="preserve">[50:51 - 50:57] </w:t>
+        <w:t xml:space="preserve"/>
       </w:r>
       <w:r>
         <w:rPr>
@@ -17217,7 +17217,7 @@
           <w:lang w:eastAsia="ja-JP"/>
           <w14:ligatures w14:val="none"/>
         </w:rPr>
-        <w:t xml:space="preserve">[50:57 - 51:05] </w:t>
+        <w:t xml:space="preserve"/>
       </w:r>
       <w:r>
         <w:rPr>
@@ -17255,7 +17255,7 @@
           <w:lang w:eastAsia="ja-JP"/>
           <w14:ligatures w14:val="none"/>
         </w:rPr>
-        <w:t xml:space="preserve">[51:05 - 51:12] </w:t>
+        <w:t xml:space="preserve"/>
       </w:r>
       <w:r>
         <w:rPr>
@@ -17293,7 +17293,7 @@
           <w:lang w:eastAsia="ja-JP"/>
           <w14:ligatures w14:val="none"/>
         </w:rPr>
-        <w:t xml:space="preserve">[51:14 - 51:19] </w:t>
+        <w:t xml:space="preserve"/>
       </w:r>
       <w:r>
         <w:rPr>
@@ -17331,7 +17331,7 @@
           <w:lang w:eastAsia="ja-JP"/>
           <w14:ligatures w14:val="none"/>
         </w:rPr>
-        <w:t xml:space="preserve">[51:22 - 51:29] </w:t>
+        <w:t xml:space="preserve"/>
       </w:r>
       <w:r>
         <w:rPr>
@@ -17369,7 +17369,7 @@
           <w:lang w:eastAsia="ja-JP"/>
           <w14:ligatures w14:val="none"/>
         </w:rPr>
-        <w:t xml:space="preserve">[51:29 - 51:40] </w:t>
+        <w:t xml:space="preserve"/>
       </w:r>
       <w:r>
         <w:rPr>
@@ -17407,7 +17407,7 @@
           <w:lang w:eastAsia="ja-JP"/>
           <w14:ligatures w14:val="none"/>
         </w:rPr>
-        <w:t xml:space="preserve">[51:44 - 51:50] </w:t>
+        <w:t xml:space="preserve"/>
       </w:r>
       <w:r>
         <w:rPr>
@@ -17445,7 +17445,7 @@
           <w:lang w:eastAsia="ja-JP"/>
           <w14:ligatures w14:val="none"/>
         </w:rPr>
-        <w:t xml:space="preserve">[51:50 - 51:58] </w:t>
+        <w:t xml:space="preserve"/>
       </w:r>
       <w:r>
         <w:rPr>
@@ -17483,7 +17483,7 @@
           <w:lang w:eastAsia="ja-JP"/>
           <w14:ligatures w14:val="none"/>
         </w:rPr>
-        <w:t xml:space="preserve">[51:58 - 52:12] </w:t>
+        <w:t xml:space="preserve"/>
       </w:r>
       <w:r>
         <w:rPr>
@@ -17521,7 +17521,7 @@
           <w:lang w:eastAsia="ja-JP"/>
           <w14:ligatures w14:val="none"/>
         </w:rPr>
-        <w:t xml:space="preserve">[52:12 - 52:23] </w:t>
+        <w:t xml:space="preserve"/>
       </w:r>
       <w:r>
         <w:rPr>
@@ -17559,7 +17559,7 @@
           <w:lang w:eastAsia="ja-JP"/>
           <w14:ligatures w14:val="none"/>
         </w:rPr>
-        <w:t xml:space="preserve">[52:23 - 52:35] </w:t>
+        <w:t xml:space="preserve"/>
       </w:r>
       <w:r>
         <w:rPr>
@@ -17597,7 +17597,7 @@
           <w:lang w:eastAsia="ja-JP"/>
           <w14:ligatures w14:val="none"/>
         </w:rPr>
-        <w:t xml:space="preserve">[52:35 - 52:45] </w:t>
+        <w:t xml:space="preserve"/>
       </w:r>
       <w:r>
         <w:rPr>
@@ -17635,7 +17635,7 @@
           <w:lang w:eastAsia="ja-JP"/>
           <w14:ligatures w14:val="none"/>
         </w:rPr>
-        <w:t xml:space="preserve">[52:45 - 52:56] </w:t>
+        <w:t xml:space="preserve"/>
       </w:r>
       <w:r>
         <w:rPr>
@@ -17718,7 +17718,7 @@
           <w14:ligatures w14:val="none"/>
         </w:rPr>
         <w:lastRenderedPageBreak/>
-        <w:t xml:space="preserve">[52:56 - 52:57] </w:t>
+        <w:t xml:space="preserve"/>
       </w:r>
       <w:r>
         <w:rPr>
@@ -17800,7 +17800,7 @@
           <w:lang w:eastAsia="ja-JP"/>
           <w14:ligatures w14:val="none"/>
         </w:rPr>
-        <w:t xml:space="preserve">[52:57 - 53:02] </w:t>
+        <w:t xml:space="preserve"/>
       </w:r>
       <w:r>
         <w:rPr>
@@ -17882,7 +17882,7 @@
           <w:lang w:eastAsia="ja-JP"/>
           <w14:ligatures w14:val="none"/>
         </w:rPr>
-        <w:t xml:space="preserve">[53:02 - 53:10] </w:t>
+        <w:t xml:space="preserve"/>
       </w:r>
       <w:r>
         <w:rPr>
@@ -17964,7 +17964,7 @@
           <w:lang w:eastAsia="ja-JP"/>
           <w14:ligatures w14:val="none"/>
         </w:rPr>
-        <w:t xml:space="preserve">[53:10 - 53:23] </w:t>
+        <w:t xml:space="preserve"/>
       </w:r>
       <w:r>
         <w:rPr>
@@ -18002,7 +18002,7 @@
           <w:lang w:eastAsia="ja-JP"/>
           <w14:ligatures w14:val="none"/>
         </w:rPr>
-        <w:t xml:space="preserve">[53:23 - 53:36] </w:t>
+        <w:t xml:space="preserve"/>
       </w:r>
       <w:r>
         <w:rPr>
@@ -18040,7 +18040,7 @@
           <w:lang w:eastAsia="ja-JP"/>
           <w14:ligatures w14:val="none"/>
         </w:rPr>
-        <w:t xml:space="preserve">[53:36 - 53:38] </w:t>
+        <w:t xml:space="preserve"/>
       </w:r>
       <w:r>
         <w:rPr>
@@ -18122,7 +18122,7 @@
           <w:lang w:val="en-US" w:eastAsia="ja-JP"/>
           <w14:ligatures w14:val="none"/>
         </w:rPr>
-        <w:t xml:space="preserve">[53:41 - 53:41] </w:t>
+        <w:t xml:space="preserve"/>
       </w:r>
       <w:r>
         <w:rPr>
@@ -18204,7 +18204,7 @@
           <w:lang w:val="en-US" w:eastAsia="ja-JP"/>
           <w14:ligatures w14:val="none"/>
         </w:rPr>
-        <w:t xml:space="preserve">[53:42 - 53:43] </w:t>
+        <w:t xml:space="preserve"/>
       </w:r>
       <w:r>
         <w:rPr>
@@ -18300,7 +18300,7 @@
           <w:lang w:eastAsia="ja-JP"/>
           <w14:ligatures w14:val="none"/>
         </w:rPr>
-        <w:t xml:space="preserve">[56:54 - 57:01] </w:t>
+        <w:t xml:space="preserve"/>
       </w:r>
       <w:r>
         <w:rPr>
@@ -18385,7 +18385,7 @@
           <w14:ligatures w14:val="none"/>
         </w:rPr>
         <w:lastRenderedPageBreak/>
-        <w:t xml:space="preserve">[57:01 - 57:10] </w:t>
+        <w:t xml:space="preserve"/>
       </w:r>
       <w:r>
         <w:rPr>
@@ -18423,7 +18423,7 @@
           <w:lang w:eastAsia="ja-JP"/>
           <w14:ligatures w14:val="none"/>
         </w:rPr>
-        <w:t xml:space="preserve">[57:10 - 57:17] </w:t>
+        <w:t xml:space="preserve"/>
       </w:r>
       <w:r>
         <w:rPr>
@@ -18461,7 +18461,7 @@
           <w:lang w:eastAsia="ja-JP"/>
           <w14:ligatures w14:val="none"/>
         </w:rPr>
-        <w:t xml:space="preserve">[57:17 - 57:27] </w:t>
+        <w:t xml:space="preserve"/>
       </w:r>
       <w:r>
         <w:rPr>
@@ -18499,7 +18499,7 @@
           <w:lang w:eastAsia="ja-JP"/>
           <w14:ligatures w14:val="none"/>
         </w:rPr>
-        <w:t xml:space="preserve">[57:27 - 57:34] y </w:t>
+        <w:t xml:space="preserve">y </w:t>
       </w:r>
       <w:r>
         <w:rPr>
@@ -18537,7 +18537,7 @@
           <w:lang w:eastAsia="ja-JP"/>
           <w14:ligatures w14:val="none"/>
         </w:rPr>
-        <w:t xml:space="preserve">[57:34 - 57:41] </w:t>
+        <w:t xml:space="preserve"/>
       </w:r>
       <w:r>
         <w:rPr>
@@ -18575,7 +18575,7 @@
           <w:lang w:eastAsia="ja-JP"/>
           <w14:ligatures w14:val="none"/>
         </w:rPr>
-        <w:t xml:space="preserve">[57:41 - 57:54] </w:t>
+        <w:t xml:space="preserve"/>
       </w:r>
       <w:r>
         <w:rPr>
@@ -18613,7 +18613,7 @@
           <w:lang w:eastAsia="ja-JP"/>
           <w14:ligatures w14:val="none"/>
         </w:rPr>
-        <w:t xml:space="preserve">[57:54 - 58:00] </w:t>
+        <w:t xml:space="preserve"/>
       </w:r>
       <w:r>
         <w:rPr>
@@ -18651,7 +18651,7 @@
           <w:lang w:eastAsia="ja-JP"/>
           <w14:ligatures w14:val="none"/>
         </w:rPr>
-        <w:t xml:space="preserve">[58:00 - 58:07] </w:t>
+        <w:t xml:space="preserve"/>
       </w:r>
       <w:r>
         <w:rPr>
@@ -18689,7 +18689,7 @@
           <w:lang w:eastAsia="ja-JP"/>
           <w14:ligatures w14:val="none"/>
         </w:rPr>
-        <w:t xml:space="preserve">[58:07 - 58:16] </w:t>
+        <w:t xml:space="preserve"/>
       </w:r>
       <w:r>
         <w:rPr>
@@ -18727,7 +18727,7 @@
           <w:lang w:eastAsia="ja-JP"/>
           <w14:ligatures w14:val="none"/>
         </w:rPr>
-        <w:t xml:space="preserve">[58:17 - 58:23] </w:t>
+        <w:t xml:space="preserve"/>
       </w:r>
       <w:r>
         <w:rPr>
@@ -18765,7 +18765,7 @@
           <w:lang w:eastAsia="ja-JP"/>
           <w14:ligatures w14:val="none"/>
         </w:rPr>
-        <w:t xml:space="preserve">[58:23 - 58:31] </w:t>
+        <w:t xml:space="preserve"/>
       </w:r>
       <w:r>
         <w:rPr>
@@ -18803,7 +18803,7 @@
           <w:lang w:eastAsia="ja-JP"/>
           <w14:ligatures w14:val="none"/>
         </w:rPr>
-        <w:t xml:space="preserve">[58:31 - 58:40] </w:t>
+        <w:t xml:space="preserve"/>
       </w:r>
       <w:r>
         <w:rPr>
@@ -18841,7 +18841,7 @@
           <w:lang w:eastAsia="ja-JP"/>
           <w14:ligatures w14:val="none"/>
         </w:rPr>
-        <w:t xml:space="preserve">[58:40 - 58:46] </w:t>
+        <w:t xml:space="preserve"/>
       </w:r>
       <w:r>
         <w:rPr>
@@ -18923,7 +18923,7 @@
           <w:lang w:eastAsia="ja-JP"/>
           <w14:ligatures w14:val="none"/>
         </w:rPr>
-        <w:t xml:space="preserve">[58:48 - 58:56] </w:t>
+        <w:t xml:space="preserve"/>
       </w:r>
       <w:r>
         <w:rPr>
@@ -18961,7 +18961,7 @@
           <w:lang w:eastAsia="ja-JP"/>
           <w14:ligatures w14:val="none"/>
         </w:rPr>
-        <w:t xml:space="preserve">[58:56 - 59:04] </w:t>
+        <w:t xml:space="preserve"/>
       </w:r>
       <w:r>
         <w:rPr>
